--- a/klagomål/A 8829-2026 FSC-klagomål.docx
+++ b/klagomål/A 8829-2026 FSC-klagomål.docx
@@ -664,7 +664,7 @@
     <w:r>
       <w:tab/>
       <w:tab/>
-      <w:t>2026-02-28</w:t>
+      <w:t>2026-03-01</w:t>
       <w:br/>
       <w:br/>
     </w:r>

--- a/klagomål/A 8829-2026 FSC-klagomål.docx
+++ b/klagomål/A 8829-2026 FSC-klagomål.docx
@@ -664,7 +664,7 @@
     <w:r>
       <w:tab/>
       <w:tab/>
-      <w:t>2026-03-01</w:t>
+      <w:t>2026-03-02</w:t>
       <w:br/>
       <w:br/>
     </w:r>

--- a/klagomål/A 8829-2026 FSC-klagomål.docx
+++ b/klagomål/A 8829-2026 FSC-klagomål.docx
@@ -664,7 +664,7 @@
     <w:r>
       <w:tab/>
       <w:tab/>
-      <w:t>2026-03-02</w:t>
+      <w:t>2026-03-03</w:t>
       <w:br/>
       <w:br/>
     </w:r>

--- a/klagomål/A 8829-2026 FSC-klagomål.docx
+++ b/klagomål/A 8829-2026 FSC-klagomål.docx
@@ -664,7 +664,7 @@
     <w:r>
       <w:tab/>
       <w:tab/>
-      <w:t>2026-03-03</w:t>
+      <w:t>2026-03-04</w:t>
       <w:br/>
       <w:br/>
     </w:r>

--- a/klagomål/A 8829-2026 FSC-klagomål.docx
+++ b/klagomål/A 8829-2026 FSC-klagomål.docx
@@ -664,7 +664,7 @@
     <w:r>
       <w:tab/>
       <w:tab/>
-      <w:t>2026-03-04</w:t>
+      <w:t>2026-03-05</w:t>
       <w:br/>
       <w:br/>
     </w:r>

--- a/klagomål/A 8829-2026 FSC-klagomål.docx
+++ b/klagomål/A 8829-2026 FSC-klagomål.docx
@@ -664,7 +664,7 @@
     <w:r>
       <w:tab/>
       <w:tab/>
-      <w:t>2026-03-05</w:t>
+      <w:t>2026-03-06</w:t>
       <w:br/>
       <w:br/>
     </w:r>

--- a/klagomål/A 8829-2026 FSC-klagomål.docx
+++ b/klagomål/A 8829-2026 FSC-klagomål.docx
@@ -664,7 +664,7 @@
     <w:r>
       <w:tab/>
       <w:tab/>
-      <w:t>2026-03-06</w:t>
+      <w:t>2026-03-07</w:t>
       <w:br/>
       <w:br/>
     </w:r>

--- a/klagomål/A 8829-2026 FSC-klagomål.docx
+++ b/klagomål/A 8829-2026 FSC-klagomål.docx
@@ -664,7 +664,7 @@
     <w:r>
       <w:tab/>
       <w:tab/>
-      <w:t>2026-03-13</w:t>
+      <w:t>2026-03-16</w:t>
       <w:br/>
       <w:br/>
     </w:r>

--- a/klagomål/A 8829-2026 FSC-klagomål.docx
+++ b/klagomål/A 8829-2026 FSC-klagomål.docx
@@ -664,7 +664,7 @@
     <w:r>
       <w:tab/>
       <w:tab/>
-      <w:t>2026-03-16</w:t>
+      <w:t>2026-03-17</w:t>
       <w:br/>
       <w:br/>
     </w:r>

--- a/klagomål/A 8829-2026 FSC-klagomål.docx
+++ b/klagomål/A 8829-2026 FSC-klagomål.docx
@@ -664,7 +664,7 @@
     <w:r>
       <w:tab/>
       <w:tab/>
-      <w:t>2026-03-17</w:t>
+      <w:t>2026-03-18</w:t>
       <w:br/>
       <w:br/>
     </w:r>

--- a/klagomål/A 8829-2026 FSC-klagomål.docx
+++ b/klagomål/A 8829-2026 FSC-klagomål.docx
@@ -664,7 +664,7 @@
     <w:r>
       <w:tab/>
       <w:tab/>
-      <w:t>2026-03-18</w:t>
+      <w:t>2026-03-19</w:t>
       <w:br/>
       <w:br/>
     </w:r>

--- a/klagomål/A 8829-2026 FSC-klagomål.docx
+++ b/klagomål/A 8829-2026 FSC-klagomål.docx
@@ -664,7 +664,7 @@
     <w:r>
       <w:tab/>
       <w:tab/>
-      <w:t>2026-03-19</w:t>
+      <w:t>2026-03-20</w:t>
       <w:br/>
       <w:br/>
     </w:r>

--- a/klagomål/A 8829-2026 FSC-klagomål.docx
+++ b/klagomål/A 8829-2026 FSC-klagomål.docx
@@ -664,7 +664,7 @@
     <w:r>
       <w:tab/>
       <w:tab/>
-      <w:t>2026-03-20</w:t>
+      <w:t>2026-03-21</w:t>
       <w:br/>
       <w:br/>
     </w:r>

--- a/klagomål/A 8829-2026 FSC-klagomål.docx
+++ b/klagomål/A 8829-2026 FSC-klagomål.docx
@@ -664,7 +664,7 @@
     <w:r>
       <w:tab/>
       <w:tab/>
-      <w:t>2026-03-21</w:t>
+      <w:t>2026-03-22</w:t>
       <w:br/>
       <w:br/>
     </w:r>

--- a/klagomål/A 8829-2026 FSC-klagomål.docx
+++ b/klagomål/A 8829-2026 FSC-klagomål.docx
@@ -664,7 +664,7 @@
     <w:r>
       <w:tab/>
       <w:tab/>
-      <w:t>2026-03-22</w:t>
+      <w:t>2026-03-23</w:t>
       <w:br/>
       <w:br/>
     </w:r>

--- a/klagomål/A 8829-2026 FSC-klagomål.docx
+++ b/klagomål/A 8829-2026 FSC-klagomål.docx
@@ -664,7 +664,7 @@
     <w:r>
       <w:tab/>
       <w:tab/>
-      <w:t>2026-03-23</w:t>
+      <w:t>2026-03-24</w:t>
       <w:br/>
       <w:br/>
     </w:r>

--- a/klagomål/A 8829-2026 FSC-klagomål.docx
+++ b/klagomål/A 8829-2026 FSC-klagomål.docx
@@ -664,7 +664,7 @@
     <w:r>
       <w:tab/>
       <w:tab/>
-      <w:t>2026-03-24</w:t>
+      <w:t>2026-03-25</w:t>
       <w:br/>
       <w:br/>
     </w:r>

--- a/klagomål/A 8829-2026 FSC-klagomål.docx
+++ b/klagomål/A 8829-2026 FSC-klagomål.docx
@@ -664,7 +664,7 @@
     <w:r>
       <w:tab/>
       <w:tab/>
-      <w:t>2026-03-25</w:t>
+      <w:t>2026-03-26</w:t>
       <w:br/>
       <w:br/>
     </w:r>

--- a/klagomål/A 8829-2026 FSC-klagomål.docx
+++ b/klagomål/A 8829-2026 FSC-klagomål.docx
@@ -664,7 +664,7 @@
     <w:r>
       <w:tab/>
       <w:tab/>
-      <w:t>2026-03-26</w:t>
+      <w:t>2026-03-27</w:t>
       <w:br/>
       <w:br/>
     </w:r>

--- a/klagomål/A 8829-2026 FSC-klagomål.docx
+++ b/klagomål/A 8829-2026 FSC-klagomål.docx
@@ -664,7 +664,7 @@
     <w:r>
       <w:tab/>
       <w:tab/>
-      <w:t>2026-03-27</w:t>
+      <w:t>2026-03-28</w:t>
       <w:br/>
       <w:br/>
     </w:r>

--- a/klagomål/A 8829-2026 FSC-klagomål.docx
+++ b/klagomål/A 8829-2026 FSC-klagomål.docx
@@ -664,7 +664,7 @@
     <w:r>
       <w:tab/>
       <w:tab/>
-      <w:t>2026-03-28</w:t>
+      <w:t>2026-03-29</w:t>
       <w:br/>
       <w:br/>
     </w:r>

--- a/klagomål/A 8829-2026 FSC-klagomål.docx
+++ b/klagomål/A 8829-2026 FSC-klagomål.docx
@@ -664,7 +664,7 @@
     <w:r>
       <w:tab/>
       <w:tab/>
-      <w:t>2026-03-29</w:t>
+      <w:t>2026-03-30</w:t>
       <w:br/>
       <w:br/>
     </w:r>

--- a/klagomål/A 8829-2026 FSC-klagomål.docx
+++ b/klagomål/A 8829-2026 FSC-klagomål.docx
@@ -664,7 +664,7 @@
     <w:r>
       <w:tab/>
       <w:tab/>
-      <w:t>2026-03-30</w:t>
+      <w:t>2026-03-31</w:t>
       <w:br/>
       <w:br/>
     </w:r>

--- a/klagomål/A 8829-2026 FSC-klagomål.docx
+++ b/klagomål/A 8829-2026 FSC-klagomål.docx
@@ -664,7 +664,7 @@
     <w:r>
       <w:tab/>
       <w:tab/>
-      <w:t>2026-03-31</w:t>
+      <w:t>2026-04-01</w:t>
       <w:br/>
       <w:br/>
     </w:r>

--- a/klagomål/A 8829-2026 FSC-klagomål.docx
+++ b/klagomål/A 8829-2026 FSC-klagomål.docx
@@ -664,7 +664,7 @@
     <w:r>
       <w:tab/>
       <w:tab/>
-      <w:t>2026-04-01</w:t>
+      <w:t>2026-04-02</w:t>
       <w:br/>
       <w:br/>
     </w:r>

--- a/klagomål/A 8829-2026 FSC-klagomål.docx
+++ b/klagomål/A 8829-2026 FSC-klagomål.docx
@@ -664,7 +664,7 @@
     <w:r>
       <w:tab/>
       <w:tab/>
-      <w:t>2026-04-02</w:t>
+      <w:t>2026-04-03</w:t>
       <w:br/>
       <w:br/>
     </w:r>

--- a/klagomål/A 8829-2026 FSC-klagomål.docx
+++ b/klagomål/A 8829-2026 FSC-klagomål.docx
@@ -664,7 +664,7 @@
     <w:r>
       <w:tab/>
       <w:tab/>
-      <w:t>2026-04-03</w:t>
+      <w:t>2026-04-04</w:t>
       <w:br/>
       <w:br/>
     </w:r>

--- a/klagomål/A 8829-2026 FSC-klagomål.docx
+++ b/klagomål/A 8829-2026 FSC-klagomål.docx
@@ -664,7 +664,7 @@
     <w:r>
       <w:tab/>
       <w:tab/>
-      <w:t>2026-04-04</w:t>
+      <w:t>2026-04-05</w:t>
       <w:br/>
       <w:br/>
     </w:r>

--- a/klagomål/A 8829-2026 FSC-klagomål.docx
+++ b/klagomål/A 8829-2026 FSC-klagomål.docx
@@ -664,7 +664,7 @@
     <w:r>
       <w:tab/>
       <w:tab/>
-      <w:t>2026-04-05</w:t>
+      <w:t>2026-04-06</w:t>
       <w:br/>
       <w:br/>
     </w:r>

--- a/klagomål/A 8829-2026 FSC-klagomål.docx
+++ b/klagomål/A 8829-2026 FSC-klagomål.docx
@@ -664,7 +664,7 @@
     <w:r>
       <w:tab/>
       <w:tab/>
-      <w:t>2026-04-06</w:t>
+      <w:t>2026-04-07</w:t>
       <w:br/>
       <w:br/>
     </w:r>

--- a/klagomål/A 8829-2026 FSC-klagomål.docx
+++ b/klagomål/A 8829-2026 FSC-klagomål.docx
@@ -664,7 +664,7 @@
     <w:r>
       <w:tab/>
       <w:tab/>
-      <w:t>2026-04-07</w:t>
+      <w:t>2026-04-08</w:t>
       <w:br/>
       <w:br/>
     </w:r>

--- a/klagomål/A 8829-2026 FSC-klagomål.docx
+++ b/klagomål/A 8829-2026 FSC-klagomål.docx
@@ -664,7 +664,7 @@
     <w:r>
       <w:tab/>
       <w:tab/>
-      <w:t>2026-04-08</w:t>
+      <w:t>2026-04-09</w:t>
       <w:br/>
       <w:br/>
     </w:r>

--- a/klagomål/A 8829-2026 FSC-klagomål.docx
+++ b/klagomål/A 8829-2026 FSC-klagomål.docx
@@ -664,7 +664,7 @@
     <w:r>
       <w:tab/>
       <w:tab/>
-      <w:t>2026-04-09</w:t>
+      <w:t>2026-04-10</w:t>
       <w:br/>
       <w:br/>
     </w:r>

--- a/klagomål/A 8829-2026 FSC-klagomål.docx
+++ b/klagomål/A 8829-2026 FSC-klagomål.docx
@@ -664,7 +664,7 @@
     <w:r>
       <w:tab/>
       <w:tab/>
-      <w:t>2026-04-10</w:t>
+      <w:t>2026-04-11</w:t>
       <w:br/>
       <w:br/>
     </w:r>

--- a/klagomål/A 8829-2026 FSC-klagomål.docx
+++ b/klagomål/A 8829-2026 FSC-klagomål.docx
@@ -664,7 +664,7 @@
     <w:r>
       <w:tab/>
       <w:tab/>
-      <w:t>2026-04-11</w:t>
+      <w:t>2026-04-12</w:t>
       <w:br/>
       <w:br/>
     </w:r>

--- a/klagomål/A 8829-2026 FSC-klagomål.docx
+++ b/klagomål/A 8829-2026 FSC-klagomål.docx
@@ -664,7 +664,7 @@
     <w:r>
       <w:tab/>
       <w:tab/>
-      <w:t>2026-04-14</w:t>
+      <w:t>2026-04-15</w:t>
       <w:br/>
       <w:br/>
     </w:r>

--- a/klagomål/A 8829-2026 FSC-klagomål.docx
+++ b/klagomål/A 8829-2026 FSC-klagomål.docx
@@ -664,7 +664,7 @@
     <w:r>
       <w:tab/>
       <w:tab/>
-      <w:t>2026-04-15</w:t>
+      <w:t>2026-04-16</w:t>
       <w:br/>
       <w:br/>
     </w:r>

--- a/klagomål/A 8829-2026 FSC-klagomål.docx
+++ b/klagomål/A 8829-2026 FSC-klagomål.docx
@@ -664,7 +664,7 @@
     <w:r>
       <w:tab/>
       <w:tab/>
-      <w:t>2026-04-16</w:t>
+      <w:t>2026-04-17</w:t>
       <w:br/>
       <w:br/>
     </w:r>

--- a/klagomål/A 8829-2026 FSC-klagomål.docx
+++ b/klagomål/A 8829-2026 FSC-klagomål.docx
@@ -664,7 +664,7 @@
     <w:r>
       <w:tab/>
       <w:tab/>
-      <w:t>2026-04-17</w:t>
+      <w:t>2026-04-18</w:t>
       <w:br/>
       <w:br/>
     </w:r>

--- a/klagomål/A 8829-2026 FSC-klagomål.docx
+++ b/klagomål/A 8829-2026 FSC-klagomål.docx
@@ -664,7 +664,7 @@
     <w:r>
       <w:tab/>
       <w:tab/>
-      <w:t>2026-04-18</w:t>
+      <w:t>2026-04-19</w:t>
       <w:br/>
       <w:br/>
     </w:r>

--- a/klagomål/A 8829-2026 FSC-klagomål.docx
+++ b/klagomål/A 8829-2026 FSC-klagomål.docx
@@ -664,7 +664,7 @@
     <w:r>
       <w:tab/>
       <w:tab/>
-      <w:t>2026-04-19</w:t>
+      <w:t>2026-04-20</w:t>
       <w:br/>
       <w:br/>
     </w:r>

--- a/klagomål/A 8829-2026 FSC-klagomål.docx
+++ b/klagomål/A 8829-2026 FSC-klagomål.docx
@@ -664,7 +664,7 @@
     <w:r>
       <w:tab/>
       <w:tab/>
-      <w:t>2026-04-20</w:t>
+      <w:t>2026-04-21</w:t>
       <w:br/>
       <w:br/>
     </w:r>

--- a/klagomål/A 8829-2026 FSC-klagomål.docx
+++ b/klagomål/A 8829-2026 FSC-klagomål.docx
@@ -664,7 +664,7 @@
     <w:r>
       <w:tab/>
       <w:tab/>
-      <w:t>2026-04-21</w:t>
+      <w:t>2026-04-22</w:t>
       <w:br/>
       <w:br/>
     </w:r>

--- a/klagomål/A 8829-2026 FSC-klagomål.docx
+++ b/klagomål/A 8829-2026 FSC-klagomål.docx
@@ -664,7 +664,7 @@
     <w:r>
       <w:tab/>
       <w:tab/>
-      <w:t>2026-04-22</w:t>
+      <w:t>2026-04-23</w:t>
       <w:br/>
       <w:br/>
     </w:r>

--- a/klagomål/A 8829-2026 FSC-klagomål.docx
+++ b/klagomål/A 8829-2026 FSC-klagomål.docx
@@ -664,7 +664,7 @@
     <w:r>
       <w:tab/>
       <w:tab/>
-      <w:t>2026-04-23</w:t>
+      <w:t>2026-04-24</w:t>
       <w:br/>
       <w:br/>
     </w:r>

--- a/klagomål/A 8829-2026 FSC-klagomål.docx
+++ b/klagomål/A 8829-2026 FSC-klagomål.docx
@@ -664,7 +664,7 @@
     <w:r>
       <w:tab/>
       <w:tab/>
-      <w:t>2026-04-24</w:t>
+      <w:t>2026-04-25</w:t>
       <w:br/>
       <w:br/>
     </w:r>

--- a/klagomål/A 8829-2026 FSC-klagomål.docx
+++ b/klagomål/A 8829-2026 FSC-klagomål.docx
@@ -664,7 +664,7 @@
     <w:r>
       <w:tab/>
       <w:tab/>
-      <w:t>2026-04-25</w:t>
+      <w:t>2026-04-26</w:t>
       <w:br/>
       <w:br/>
     </w:r>

--- a/klagomål/A 8829-2026 FSC-klagomål.docx
+++ b/klagomål/A 8829-2026 FSC-klagomål.docx
@@ -664,7 +664,7 @@
     <w:r>
       <w:tab/>
       <w:tab/>
-      <w:t>2026-05-16</w:t>
+      <w:t>2026-05-17</w:t>
       <w:br/>
       <w:br/>
     </w:r>

--- a/klagomål/A 8829-2026 FSC-klagomål.docx
+++ b/klagomål/A 8829-2026 FSC-klagomål.docx
@@ -664,7 +664,7 @@
     <w:r>
       <w:tab/>
       <w:tab/>
-      <w:t>2026-05-17</w:t>
+      <w:t>2026-05-18</w:t>
       <w:br/>
       <w:br/>
     </w:r>

--- a/klagomål/A 8829-2026 FSC-klagomål.docx
+++ b/klagomål/A 8829-2026 FSC-klagomål.docx
@@ -664,7 +664,7 @@
     <w:r>
       <w:tab/>
       <w:tab/>
-      <w:t>2026-05-18</w:t>
+      <w:t>2026-05-19</w:t>
       <w:br/>
       <w:br/>
     </w:r>

--- a/klagomål/A 8829-2026 FSC-klagomål.docx
+++ b/klagomål/A 8829-2026 FSC-klagomål.docx
@@ -664,7 +664,7 @@
     <w:r>
       <w:tab/>
       <w:tab/>
-      <w:t>2026-05-19</w:t>
+      <w:t>2026-05-20</w:t>
       <w:br/>
       <w:br/>
     </w:r>

--- a/klagomål/A 8829-2026 FSC-klagomål.docx
+++ b/klagomål/A 8829-2026 FSC-klagomål.docx
@@ -664,7 +664,7 @@
     <w:r>
       <w:tab/>
       <w:tab/>
-      <w:t>2026-05-20</w:t>
+      <w:t>2026-05-21</w:t>
       <w:br/>
       <w:br/>
     </w:r>

--- a/klagomål/A 8829-2026 FSC-klagomål.docx
+++ b/klagomål/A 8829-2026 FSC-klagomål.docx
@@ -664,7 +664,7 @@
     <w:r>
       <w:tab/>
       <w:tab/>
-      <w:t>2026-05-21</w:t>
+      <w:t>2026-05-22</w:t>
       <w:br/>
       <w:br/>
     </w:r>

--- a/klagomål/A 8829-2026 FSC-klagomål.docx
+++ b/klagomål/A 8829-2026 FSC-klagomål.docx
@@ -664,7 +664,7 @@
     <w:r>
       <w:tab/>
       <w:tab/>
-      <w:t>2026-05-22</w:t>
+      <w:t>2026-05-23</w:t>
       <w:br/>
       <w:br/>
     </w:r>

--- a/klagomål/A 8829-2026 FSC-klagomål.docx
+++ b/klagomål/A 8829-2026 FSC-klagomål.docx
@@ -664,7 +664,7 @@
     <w:r>
       <w:tab/>
       <w:tab/>
-      <w:t>2026-05-23</w:t>
+      <w:t>2026-05-24</w:t>
       <w:br/>
       <w:br/>
     </w:r>

--- a/klagomål/A 8829-2026 FSC-klagomål.docx
+++ b/klagomål/A 8829-2026 FSC-klagomål.docx
@@ -664,7 +664,7 @@
     <w:r>
       <w:tab/>
       <w:tab/>
-      <w:t>2026-05-24</w:t>
+      <w:t>2026-05-25</w:t>
       <w:br/>
       <w:br/>
     </w:r>

--- a/klagomål/A 8829-2026 FSC-klagomål.docx
+++ b/klagomål/A 8829-2026 FSC-klagomål.docx
@@ -664,7 +664,7 @@
     <w:r>
       <w:tab/>
       <w:tab/>
-      <w:t>2026-05-25</w:t>
+      <w:t>2026-05-26</w:t>
       <w:br/>
       <w:br/>
     </w:r>

--- a/klagomål/A 8829-2026 FSC-klagomål.docx
+++ b/klagomål/A 8829-2026 FSC-klagomål.docx
@@ -664,7 +664,7 @@
     <w:r>
       <w:tab/>
       <w:tab/>
-      <w:t>2026-05-26</w:t>
+      <w:t>2026-05-27</w:t>
       <w:br/>
       <w:br/>
     </w:r>

--- a/klagomål/A 8829-2026 FSC-klagomål.docx
+++ b/klagomål/A 8829-2026 FSC-klagomål.docx
@@ -664,7 +664,7 @@
     <w:r>
       <w:tab/>
       <w:tab/>
-      <w:t>2026-05-27</w:t>
+      <w:t>2026-05-28</w:t>
       <w:br/>
       <w:br/>
     </w:r>

--- a/klagomål/A 8829-2026 FSC-klagomål.docx
+++ b/klagomål/A 8829-2026 FSC-klagomål.docx
@@ -664,7 +664,7 @@
     <w:r>
       <w:tab/>
       <w:tab/>
-      <w:t>2026-05-28</w:t>
+      <w:t>2026-05-29</w:t>
       <w:br/>
       <w:br/>
     </w:r>

--- a/klagomål/A 8829-2026 FSC-klagomål.docx
+++ b/klagomål/A 8829-2026 FSC-klagomål.docx
@@ -664,7 +664,7 @@
     <w:r>
       <w:tab/>
       <w:tab/>
-      <w:t>2026-05-29</w:t>
+      <w:t>2026-05-30</w:t>
       <w:br/>
       <w:br/>
     </w:r>

--- a/klagomål/A 8829-2026 FSC-klagomål.docx
+++ b/klagomål/A 8829-2026 FSC-klagomål.docx
@@ -664,7 +664,7 @@
     <w:r>
       <w:tab/>
       <w:tab/>
-      <w:t>2026-05-30</w:t>
+      <w:t>2026-05-31</w:t>
       <w:br/>
       <w:br/>
     </w:r>

--- a/klagomål/A 8829-2026 FSC-klagomål.docx
+++ b/klagomål/A 8829-2026 FSC-klagomål.docx
@@ -664,7 +664,7 @@
     <w:r>
       <w:tab/>
       <w:tab/>
-      <w:t>2026-05-31</w:t>
+      <w:t>2026-06-01</w:t>
       <w:br/>
       <w:br/>
     </w:r>

--- a/klagomål/A 8829-2026 FSC-klagomål.docx
+++ b/klagomål/A 8829-2026 FSC-klagomål.docx
@@ -664,7 +664,7 @@
     <w:r>
       <w:tab/>
       <w:tab/>
-      <w:t>2026-06-01</w:t>
+      <w:t>2026-06-02</w:t>
       <w:br/>
       <w:br/>
     </w:r>

--- a/klagomål/A 8829-2026 FSC-klagomål.docx
+++ b/klagomål/A 8829-2026 FSC-klagomål.docx
@@ -664,7 +664,7 @@
     <w:r>
       <w:tab/>
       <w:tab/>
-      <w:t>2026-06-02</w:t>
+      <w:t>2026-06-03</w:t>
       <w:br/>
       <w:br/>
     </w:r>

--- a/klagomål/A 8829-2026 FSC-klagomål.docx
+++ b/klagomål/A 8829-2026 FSC-klagomål.docx
@@ -664,7 +664,7 @@
     <w:r>
       <w:tab/>
       <w:tab/>
-      <w:t>2026-06-03</w:t>
+      <w:t>2026-06-04</w:t>
       <w:br/>
       <w:br/>
     </w:r>

--- a/klagomål/A 8829-2026 FSC-klagomål.docx
+++ b/klagomål/A 8829-2026 FSC-klagomål.docx
@@ -664,7 +664,7 @@
     <w:r>
       <w:tab/>
       <w:tab/>
-      <w:t>2026-06-04</w:t>
+      <w:t>2026-06-05</w:t>
       <w:br/>
       <w:br/>
     </w:r>

--- a/klagomål/A 8829-2026 FSC-klagomål.docx
+++ b/klagomål/A 8829-2026 FSC-klagomål.docx
@@ -664,7 +664,7 @@
     <w:r>
       <w:tab/>
       <w:tab/>
-      <w:t>2026-06-05</w:t>
+      <w:t>2026-06-06</w:t>
       <w:br/>
       <w:br/>
     </w:r>

--- a/klagomål/A 8829-2026 FSC-klagomål.docx
+++ b/klagomål/A 8829-2026 FSC-klagomål.docx
@@ -664,7 +664,7 @@
     <w:r>
       <w:tab/>
       <w:tab/>
-      <w:t>2026-06-06</w:t>
+      <w:t>2026-06-07</w:t>
       <w:br/>
       <w:br/>
     </w:r>

--- a/klagomål/A 8829-2026 FSC-klagomål.docx
+++ b/klagomål/A 8829-2026 FSC-klagomål.docx
@@ -664,7 +664,7 @@
     <w:r>
       <w:tab/>
       <w:tab/>
-      <w:t>2026-06-07</w:t>
+      <w:t>2026-06-08</w:t>
       <w:br/>
       <w:br/>
     </w:r>

--- a/klagomål/A 8829-2026 FSC-klagomål.docx
+++ b/klagomål/A 8829-2026 FSC-klagomål.docx
@@ -664,7 +664,7 @@
     <w:r>
       <w:tab/>
       <w:tab/>
-      <w:t>2026-06-08</w:t>
+      <w:t>2026-06-09</w:t>
       <w:br/>
       <w:br/>
     </w:r>

--- a/klagomål/A 8829-2026 FSC-klagomål.docx
+++ b/klagomål/A 8829-2026 FSC-klagomål.docx
@@ -664,7 +664,7 @@
     <w:r>
       <w:tab/>
       <w:tab/>
-      <w:t>2026-06-09</w:t>
+      <w:t>2026-06-10</w:t>
       <w:br/>
       <w:br/>
     </w:r>

--- a/klagomål/A 8829-2026 FSC-klagomål.docx
+++ b/klagomål/A 8829-2026 FSC-klagomål.docx
@@ -664,7 +664,7 @@
     <w:r>
       <w:tab/>
       <w:tab/>
-      <w:t>2026-06-10</w:t>
+      <w:t>2026-06-11</w:t>
       <w:br/>
       <w:br/>
     </w:r>

--- a/klagomål/A 8829-2026 FSC-klagomål.docx
+++ b/klagomål/A 8829-2026 FSC-klagomål.docx
@@ -664,7 +664,7 @@
     <w:r>
       <w:tab/>
       <w:tab/>
-      <w:t>2026-06-11</w:t>
+      <w:t>2026-06-12</w:t>
       <w:br/>
       <w:br/>
     </w:r>

--- a/klagomål/A 8829-2026 FSC-klagomål.docx
+++ b/klagomål/A 8829-2026 FSC-klagomål.docx
@@ -664,7 +664,7 @@
     <w:r>
       <w:tab/>
       <w:tab/>
-      <w:t>2026-06-12</w:t>
+      <w:t>2026-06-13</w:t>
       <w:br/>
       <w:br/>
     </w:r>

--- a/klagomål/A 8829-2026 FSC-klagomål.docx
+++ b/klagomål/A 8829-2026 FSC-klagomål.docx
@@ -664,7 +664,7 @@
     <w:r>
       <w:tab/>
       <w:tab/>
-      <w:t>2026-06-15</w:t>
+      <w:t>2026-06-16</w:t>
       <w:br/>
       <w:br/>
     </w:r>

--- a/klagomål/A 8829-2026 FSC-klagomål.docx
+++ b/klagomål/A 8829-2026 FSC-klagomål.docx
@@ -664,7 +664,7 @@
     <w:r>
       <w:tab/>
       <w:tab/>
-      <w:t>2026-06-16</w:t>
+      <w:t>2026-06-17</w:t>
       <w:br/>
       <w:br/>
     </w:r>

--- a/klagomål/A 8829-2026 FSC-klagomål.docx
+++ b/klagomål/A 8829-2026 FSC-klagomål.docx
@@ -1,6 +1,6 @@
 
 <file path=word/document.xml><?xml version="1.0" encoding="utf-8"?>
-<w:document xmlns:wpc="http://schemas.microsoft.com/office/word/2010/wordprocessingCanvas" xmlns:cx="http://schemas.microsoft.com/office/drawing/2014/chartex" xmlns:cx1="http://schemas.microsoft.com/office/drawing/2015/9/8/chartex" xmlns:cx2="http://schemas.microsoft.com/office/drawing/2015/10/21/chartex" xmlns:cx3="http://schemas.microsoft.com/office/drawing/2016/5/9/chartex" xmlns:cx4="http://schemas.microsoft.com/office/drawing/2016/5/10/chartex" xmlns:cx5="http://schemas.microsoft.com/office/drawing/2016/5/11/chartex" xmlns:cx6="http://schemas.microsoft.com/office/drawing/2016/5/12/chartex" xmlns:cx7="http://schemas.microsoft.com/office/drawing/2016/5/13/chartex" xmlns:cx8="http://schemas.microsoft.com/office/drawing/2016/5/14/chartex" xmlns:mc="http://schemas.openxmlformats.org/markup-compatibility/2006" xmlns:aink="http://schemas.microsoft.com/office/drawing/2016/ink" xmlns:am3d="http://schemas.microsoft.com/office/drawing/2017/model3d" xmlns:o="urn:schemas-microsoft-com:office:office" xmlns:oel="http://schemas.microsoft.com/office/2019/extlst" xmlns:r="http://schemas.openxmlformats.org/officeDocument/2006/relationships" xmlns:m="http://schemas.openxmlformats.org/officeDocument/2006/math" xmlns:v="urn:schemas-microsoft-com:vml" xmlns:wp14="http://schemas.microsoft.com/office/word/2010/wordprocessingDrawing" xmlns:wp="http://schemas.openxmlformats.org/drawingml/2006/wordprocessingDrawing" xmlns:w10="urn:schemas-microsoft-com:office:word" xmlns:w="http://schemas.openxmlformats.org/wordprocessingml/2006/main" xmlns:w14="http://schemas.microsoft.com/office/word/2010/wordml" xmlns:w15="http://schemas.microsoft.com/office/word/2012/wordml" xmlns:w16cex="http://schemas.microsoft.com/office/word/2018/wordml/cex" xmlns:w16cid="http://schemas.microsoft.com/office/word/2016/wordml/cid" xmlns:w16="http://schemas.microsoft.com/office/word/2018/wordml" xmlns:w16sdtdh="http://schemas.microsoft.com/office/word/2020/wordml/sdtdatahash" xmlns:w16se="http://schemas.microsoft.com/office/word/2015/wordml/symex" xmlns:wpg="http://schemas.microsoft.com/office/word/2010/wordprocessingGroup" xmlns:wpi="http://schemas.microsoft.com/office/word/2010/wordprocessingInk" xmlns:wne="http://schemas.microsoft.com/office/word/2006/wordml" xmlns:wps="http://schemas.microsoft.com/office/word/2010/wordprocessingShape" mc:Ignorable="w14 w15 w16se w16cid w16 w16cex w16sdtdh wp14">
+<w:document xmlns:wpc="http://schemas.microsoft.com/office/word/2010/wordprocessingCanvas" xmlns:cx="http://schemas.microsoft.com/office/drawing/2014/chartex" xmlns:cx1="http://schemas.microsoft.com/office/drawing/2015/9/8/chartex" xmlns:cx2="http://schemas.microsoft.com/office/drawing/2015/10/21/chartex" xmlns:cx3="http://schemas.microsoft.com/office/drawing/2016/5/9/chartex" xmlns:cx4="http://schemas.microsoft.com/office/drawing/2016/5/10/chartex" xmlns:cx5="http://schemas.microsoft.com/office/drawing/2016/5/11/chartex" xmlns:cx6="http://schemas.microsoft.com/office/drawing/2016/5/12/chartex" xmlns:cx7="http://schemas.microsoft.com/office/drawing/2016/5/13/chartex" xmlns:cx8="http://schemas.microsoft.com/office/drawing/2016/5/14/chartex" xmlns:mc="http://schemas.openxmlformats.org/markup-compatibility/2006" xmlns:aink="http://schemas.microsoft.com/office/drawing/2016/ink" xmlns:am3d="http://schemas.microsoft.com/office/drawing/2017/model3d" xmlns:o="urn:schemas-microsoft-com:office:office" xmlns:oel="http://schemas.microsoft.com/office/2019/extlst" xmlns:r="http://schemas.openxmlformats.org/officeDocument/2006/relationships" xmlns:m="http://schemas.openxmlformats.org/officeDocument/2006/math" xmlns:v="urn:schemas-microsoft-com:vml" xmlns:wp14="http://schemas.microsoft.com/office/word/2010/wordprocessingDrawing" xmlns:wp="http://schemas.openxmlformats.org/drawingml/2006/wordprocessingDrawing" xmlns:w10="urn:schemas-microsoft-com:office:word" xmlns:w="http://schemas.openxmlformats.org/wordprocessingml/2006/main" xmlns:w14="http://schemas.microsoft.com/office/word/2010/wordml" xmlns:w15="http://schemas.microsoft.com/office/word/2012/wordml" xmlns:w16cex="http://schemas.microsoft.com/office/word/2018/wordml/cex" xmlns:w16cid="http://schemas.microsoft.com/office/word/2016/wordml/cid" xmlns:w16="http://schemas.microsoft.com/office/word/2018/wordml" xmlns:w16du="http://schemas.microsoft.com/office/word/2023/wordml/word16du" xmlns:w16sdtdh="http://schemas.microsoft.com/office/word/2020/wordml/sdtdatahash" xmlns:w16sdtfl="http://schemas.microsoft.com/office/word/2024/wordml/sdtformatlock" xmlns:w16se="http://schemas.microsoft.com/office/word/2015/wordml/symex" xmlns:wpg="http://schemas.microsoft.com/office/word/2010/wordprocessingGroup" xmlns:wpi="http://schemas.microsoft.com/office/word/2010/wordprocessingInk" xmlns:wne="http://schemas.microsoft.com/office/word/2006/wordml" xmlns:wps="http://schemas.microsoft.com/office/word/2010/wordprocessingShape" mc:Ignorable="w14 w15 w16se w16cid w16 w16cex w16sdtdh w16sdtfl w16du wp14">
   <w:body>
     <w:p>
       <w:r>
@@ -168,7 +168,7 @@
     </w:p>
     <w:p>
       <w:r>
-        <w:t>Detta dokument behandlar höga naturvärden i avverkningsanmälan A 8829-2026 i Uppvidinge kommun. Denna avverkningsanmälan inkom 2026-02-13 00:00:00 och omfattar 1,6 ha.</w:t>
+        <w:t>Detta dokument behandlar höga naturvärden i avverkningsanmälan A 8829-2026 i Uppvidinge kommun som inkom 2026-02-13 och omfattar 1,6 ha.</w:t>
       </w:r>
     </w:p>
     <w:p>
@@ -191,12 +191,15 @@
     </w:p>
     <w:p>
       <w:r>
-        <w:t>I avverkningsanmälan har följande 1 naturvårdsarter hittats: revlummer (§9). För fridlysta arter anges även paragrafen i Artskyddsförordningen som arten är fridlyst enligt.</w:t>
+        <w:t>I och inom 5 meter från avverkningsanmälan har följande 4 naturvårdsarter hittats: liten blekspik (VU, T), kornig nållav (S, T), rostfläck (S, T) och revlummer (§9). Av dessa är 1 rödlistade. För rödlistade arter har rödlistekategorin angivits inom parentes. Arter som är signalarter enligt Skogsstyrelsen har markerats med (S). Typiska arter inom Natura 2000 som är kopplade till skogsekosystem har markerats med (T). För fridlysta arter anges även paragrafen i Artskyddsförordningen som arten är fridlyst enligt.</w:t>
       </w:r>
     </w:p>
     <w:p>
       <w:r>
-        <w:t>De påträffade naturvårdsarterna är ett tydligt kvitto på att detta rör sig om en skog med höga naturvärden. I Figur 1 visas en karta över det avverkningsanmälda området, där samtliga fyndplatser för naturvårdsarter som finns registrerade på Artportalen har markerats.</w:t>
+        <w:t>De påträffade naturvårdsarterna är ett tydligt kvitto på att det rör sig om en skog med höga naturvärden.</w:t>
+      </w:r>
+      <w:r>
+        <w:t xml:space="preserve"> I Figur 1 visas fyndplatser för naturvårdsarter i området, som finns registrerade på Artportalen.</w:t>
       </w:r>
     </w:p>
     <w:p>
@@ -206,7 +209,7 @@
       <w:r>
         <w:drawing>
           <wp:inline xmlns:a="http://schemas.openxmlformats.org/drawingml/2006/main" xmlns:pic="http://schemas.openxmlformats.org/drawingml/2006/picture">
-            <wp:extent cx="5486400" cy="4587766"/>
+            <wp:extent cx="5103941" cy="5688000"/>
             <wp:docPr id="1" name="Picture 1"/>
             <wp:cNvGraphicFramePr>
               <a:graphicFrameLocks noChangeAspect="1"/>
@@ -227,7 +230,7 @@
                   <pic:spPr>
                     <a:xfrm>
                       <a:off x="0" y="0"/>
-                      <a:ext cx="5486400" cy="4587766"/>
+                      <a:ext cx="5103941" cy="5688000"/>
                     </a:xfrm>
                     <a:prstGeom prst="rect"/>
                   </pic:spPr>
@@ -241,14 +244,15 @@
     <w:p>
       <w:pPr>
         <w:pStyle w:val="Caption"/>
+        <w:spacing w:after="240"/>
       </w:pPr>
       <w:r>
-        <w:t>Figur 1. Fyndplatser för naturvårdsarter i det avverkningsanmälda området (röd linje). Markörer utan svart kant är placerade på fyndplatsen. Markörer med svart kant är placerade vid sidan av fyndplatsen och har ett svart streck som visar fyndplatsens exakta position. Kartans mittpunktskoordinat är N 6323356, E 533391 i SWEREF 99 TM.</w:t>
+        <w:t>Figur 1. Fyndplatser för naturvårdsarter i och inom 5 meter från avverkningsanmälan (röd linje). Markörer utan svart kant är placerade på fyndplatsen. Markörer med svart kant är placerade vid sidan av fyndplatsen och har ett svart streck som visar fyndplatsens exakta position. Kartans mittpunktskoordinat är N 6323356, E 533391 i SWEREF 99 TM.</w:t>
       </w:r>
     </w:p>
     <w:p>
       <w:pPr>
-        <w:pStyle w:val="Heading1"/>
+        <w:pStyle w:val="Heading2"/>
       </w:pPr>
       <w:r>
         <w:t>Fridlysta arter</w:t>
@@ -257,6 +261,92 @@
     <w:p>
       <w:r>
         <w:t>Följande fridlysta arter har sina livsmiljöer och växtplatser i den avverkningsanmälda skogen: revlummer (§9).</w:t>
+      </w:r>
+    </w:p>
+    <w:p>
+      <w:pPr>
+        <w:pStyle w:val="Heading2"/>
+      </w:pPr>
+      <w:r>
+        <w:t>Övriga naturvårdsarter</w:t>
+      </w:r>
+    </w:p>
+    <w:p>
+      <w:r>
+        <w:rPr>
+          <w:b/>
+        </w:rPr>
+        <w:t xml:space="preserve">Kornig nållav </w:t>
+      </w:r>
+      <w:r>
+        <w:t xml:space="preserve">förekommer i skuggiga miljöer med hög luftfuktighet och påträffas främst i gamla skogar eller på gamla träd. Den signalerar höga naturvärden och på lokalerna finns ofta flera ovanliga och rödlistade arter. Kornig nållav är typisk art för </w:t>
+      </w:r>
+      <w:r>
+        <w:rPr>
+          <w:i/>
+        </w:rPr>
+        <w:t xml:space="preserve">9110 Näringsfattig bokskog </w:t>
+      </w:r>
+      <w:r>
+        <w:t>och</w:t>
+      </w:r>
+      <w:r>
+        <w:rPr>
+          <w:i/>
+        </w:rPr>
+        <w:t xml:space="preserve"> 9130 Näringsrik bokskog</w:t>
+      </w:r>
+      <w:r>
+        <w:t xml:space="preserve"> (SLU Artdatabanken, 2024; Nitare &amp; Skogsstyrelsen, 2019).</w:t>
+      </w:r>
+    </w:p>
+    <w:p>
+      <w:r>
+        <w:rPr>
+          <w:b/>
+        </w:rPr>
+        <w:t>Liten blekspik (VU)</w:t>
+      </w:r>
+      <w:r>
+        <w:t xml:space="preserve"> växer på lövträdsbark och ved i lägen med hög luftfuktighet. I norra Sverige hittas arten vanligtvis på gammal björk, al och sälg medan den i Syd- och Mellansverige oftast växer på ask, alm, lönn och ek. Avverkning av alléer och hamlade träd, almsjuka och askskottssjukan är hot i södra och mellersta Sverige. De nordliga förekomsterna hotas av avverkning och bör skyddas. Alla blekspikar av släktet </w:t>
+      </w:r>
+      <w:r>
+        <w:rPr>
+          <w:i/>
+        </w:rPr>
+        <w:t>Sclerophora</w:t>
+      </w:r>
+      <w:r>
+        <w:t xml:space="preserve"> ​​​​är utmärkta signalarter för gamla träd och skogsområden med höga naturvärden. Liten blekspik är typisk art för </w:t>
+      </w:r>
+      <w:r>
+        <w:rPr>
+          <w:i/>
+        </w:rPr>
+        <w:t>9020 Nordlig ädellövskog, 9070 Trädklädd betesmark, 9180 Ädellövskog i branter och 6530 Lövängar</w:t>
+      </w:r>
+      <w:r>
+        <w:t xml:space="preserve"> (SLU Artdatabanken, 2024; Nitare &amp; Skogsstyrelsen, 2019).</w:t>
+      </w:r>
+    </w:p>
+    <w:p>
+      <w:r>
+        <w:rPr>
+          <w:b/>
+        </w:rPr>
+        <w:t xml:space="preserve">Rostfläck </w:t>
+      </w:r>
+      <w:r>
+        <w:t xml:space="preserve">signalerar framför allt höga naturvärden i östra Sverige samt norr om den naturliga norrlandsgränsen. Arten indikerar här skogsmiljöer som under lång tid haft ett konstant fuktigt mikroklimat. Rika förekomster i Norrland visar sannolikt på bestånd med långvarig kontinuitet av gamla träd. När laven påträffas i alkärr signalerar den höga naturvärden inom hela sitt utbredningsområde. Rostfläck är typisk art för </w:t>
+      </w:r>
+      <w:r>
+        <w:rPr>
+          <w:i/>
+        </w:rPr>
+        <w:t xml:space="preserve">9190 Näringsfattig ekskog </w:t>
+      </w:r>
+      <w:r>
+        <w:t>(Nitare &amp; Skogsstyrelsen, 2019; SLU Artdatabanken, 2025).</w:t>
       </w:r>
     </w:p>
     <w:p>
@@ -349,7 +439,7 @@
         <w:rPr>
           <w:i/>
         </w:rPr>
-        <w:t>I det avverkningsanmälda skogsområdet har 1 naturvårdsarter varav 0 rödlistade arter sina livsmiljöer och växtplatser.</w:t>
+        <w:t>I det avverkningsanmälda skogsområdet har 4 naturvårdsarter varav 1 rödlistade arter sina livsmiljöer och växtplatser.</w:t>
       </w:r>
     </w:p>
     <w:p>
@@ -554,7 +644,7 @@
 </file>
 
 <file path=word/endnotes.xml><?xml version="1.0" encoding="utf-8"?>
-<w:endnotes xmlns:wpc="http://schemas.microsoft.com/office/word/2010/wordprocessingCanvas" xmlns:cx="http://schemas.microsoft.com/office/drawing/2014/chartex" xmlns:cx1="http://schemas.microsoft.com/office/drawing/2015/9/8/chartex" xmlns:cx2="http://schemas.microsoft.com/office/drawing/2015/10/21/chartex" xmlns:cx3="http://schemas.microsoft.com/office/drawing/2016/5/9/chartex" xmlns:cx4="http://schemas.microsoft.com/office/drawing/2016/5/10/chartex" xmlns:cx5="http://schemas.microsoft.com/office/drawing/2016/5/11/chartex" xmlns:cx6="http://schemas.microsoft.com/office/drawing/2016/5/12/chartex" xmlns:cx7="http://schemas.microsoft.com/office/drawing/2016/5/13/chartex" xmlns:cx8="http://schemas.microsoft.com/office/drawing/2016/5/14/chartex" xmlns:mc="http://schemas.openxmlformats.org/markup-compatibility/2006" xmlns:aink="http://schemas.microsoft.com/office/drawing/2016/ink" xmlns:am3d="http://schemas.microsoft.com/office/drawing/2017/model3d" xmlns:o="urn:schemas-microsoft-com:office:office" xmlns:oel="http://schemas.microsoft.com/office/2019/extlst" xmlns:r="http://schemas.openxmlformats.org/officeDocument/2006/relationships" xmlns:m="http://schemas.openxmlformats.org/officeDocument/2006/math" xmlns:v="urn:schemas-microsoft-com:vml" xmlns:wp14="http://schemas.microsoft.com/office/word/2010/wordprocessingDrawing" xmlns:wp="http://schemas.openxmlformats.org/drawingml/2006/wordprocessingDrawing" xmlns:w10="urn:schemas-microsoft-com:office:word" xmlns:w="http://schemas.openxmlformats.org/wordprocessingml/2006/main" xmlns:w14="http://schemas.microsoft.com/office/word/2010/wordml" xmlns:w15="http://schemas.microsoft.com/office/word/2012/wordml" xmlns:w16cex="http://schemas.microsoft.com/office/word/2018/wordml/cex" xmlns:w16cid="http://schemas.microsoft.com/office/word/2016/wordml/cid" xmlns:w16="http://schemas.microsoft.com/office/word/2018/wordml" xmlns:w16sdtdh="http://schemas.microsoft.com/office/word/2020/wordml/sdtdatahash" xmlns:w16se="http://schemas.microsoft.com/office/word/2015/wordml/symex" xmlns:wpg="http://schemas.microsoft.com/office/word/2010/wordprocessingGroup" xmlns:wpi="http://schemas.microsoft.com/office/word/2010/wordprocessingInk" xmlns:wne="http://schemas.microsoft.com/office/word/2006/wordml" xmlns:wps="http://schemas.microsoft.com/office/word/2010/wordprocessingShape" mc:Ignorable="w14 w15 w16se w16cid w16 w16cex w16sdtdh wp14">
+<w:endnotes xmlns:wpc="http://schemas.microsoft.com/office/word/2010/wordprocessingCanvas" xmlns:cx="http://schemas.microsoft.com/office/drawing/2014/chartex" xmlns:cx1="http://schemas.microsoft.com/office/drawing/2015/9/8/chartex" xmlns:cx2="http://schemas.microsoft.com/office/drawing/2015/10/21/chartex" xmlns:cx3="http://schemas.microsoft.com/office/drawing/2016/5/9/chartex" xmlns:cx4="http://schemas.microsoft.com/office/drawing/2016/5/10/chartex" xmlns:cx5="http://schemas.microsoft.com/office/drawing/2016/5/11/chartex" xmlns:cx6="http://schemas.microsoft.com/office/drawing/2016/5/12/chartex" xmlns:cx7="http://schemas.microsoft.com/office/drawing/2016/5/13/chartex" xmlns:cx8="http://schemas.microsoft.com/office/drawing/2016/5/14/chartex" xmlns:mc="http://schemas.openxmlformats.org/markup-compatibility/2006" xmlns:aink="http://schemas.microsoft.com/office/drawing/2016/ink" xmlns:am3d="http://schemas.microsoft.com/office/drawing/2017/model3d" xmlns:o="urn:schemas-microsoft-com:office:office" xmlns:oel="http://schemas.microsoft.com/office/2019/extlst" xmlns:r="http://schemas.openxmlformats.org/officeDocument/2006/relationships" xmlns:m="http://schemas.openxmlformats.org/officeDocument/2006/math" xmlns:v="urn:schemas-microsoft-com:vml" xmlns:wp14="http://schemas.microsoft.com/office/word/2010/wordprocessingDrawing" xmlns:wp="http://schemas.openxmlformats.org/drawingml/2006/wordprocessingDrawing" xmlns:w10="urn:schemas-microsoft-com:office:word" xmlns:w="http://schemas.openxmlformats.org/wordprocessingml/2006/main" xmlns:w14="http://schemas.microsoft.com/office/word/2010/wordml" xmlns:w15="http://schemas.microsoft.com/office/word/2012/wordml" xmlns:w16cex="http://schemas.microsoft.com/office/word/2018/wordml/cex" xmlns:w16cid="http://schemas.microsoft.com/office/word/2016/wordml/cid" xmlns:w16="http://schemas.microsoft.com/office/word/2018/wordml" xmlns:w16du="http://schemas.microsoft.com/office/word/2023/wordml/word16du" xmlns:w16sdtdh="http://schemas.microsoft.com/office/word/2020/wordml/sdtdatahash" xmlns:w16sdtfl="http://schemas.microsoft.com/office/word/2024/wordml/sdtformatlock" xmlns:w16se="http://schemas.microsoft.com/office/word/2015/wordml/symex" xmlns:wpg="http://schemas.microsoft.com/office/word/2010/wordprocessingGroup" xmlns:wpi="http://schemas.microsoft.com/office/word/2010/wordprocessingInk" xmlns:wne="http://schemas.microsoft.com/office/word/2006/wordml" xmlns:wps="http://schemas.microsoft.com/office/word/2010/wordprocessingShape" mc:Ignorable="w14 w15 w16se w16cid w16 w16cex w16sdtdh w16sdtfl w16du wp14">
   <w:endnote w:type="separator" w:id="-1">
     <w:p>
       <w:pPr>
@@ -579,7 +669,7 @@
 </file>
 
 <file path=word/footer1.xml><?xml version="1.0" encoding="utf-8"?>
-<w:ftr xmlns:wpc="http://schemas.microsoft.com/office/word/2010/wordprocessingCanvas" xmlns:cx="http://schemas.microsoft.com/office/drawing/2014/chartex" xmlns:cx1="http://schemas.microsoft.com/office/drawing/2015/9/8/chartex" xmlns:cx2="http://schemas.microsoft.com/office/drawing/2015/10/21/chartex" xmlns:cx3="http://schemas.microsoft.com/office/drawing/2016/5/9/chartex" xmlns:cx4="http://schemas.microsoft.com/office/drawing/2016/5/10/chartex" xmlns:cx5="http://schemas.microsoft.com/office/drawing/2016/5/11/chartex" xmlns:cx6="http://schemas.microsoft.com/office/drawing/2016/5/12/chartex" xmlns:cx7="http://schemas.microsoft.com/office/drawing/2016/5/13/chartex" xmlns:cx8="http://schemas.microsoft.com/office/drawing/2016/5/14/chartex" xmlns:mc="http://schemas.openxmlformats.org/markup-compatibility/2006" xmlns:aink="http://schemas.microsoft.com/office/drawing/2016/ink" xmlns:am3d="http://schemas.microsoft.com/office/drawing/2017/model3d" xmlns:o="urn:schemas-microsoft-com:office:office" xmlns:oel="http://schemas.microsoft.com/office/2019/extlst" xmlns:r="http://schemas.openxmlformats.org/officeDocument/2006/relationships" xmlns:m="http://schemas.openxmlformats.org/officeDocument/2006/math" xmlns:v="urn:schemas-microsoft-com:vml" xmlns:wp14="http://schemas.microsoft.com/office/word/2010/wordprocessingDrawing" xmlns:wp="http://schemas.openxmlformats.org/drawingml/2006/wordprocessingDrawing" xmlns:w10="urn:schemas-microsoft-com:office:word" xmlns:w="http://schemas.openxmlformats.org/wordprocessingml/2006/main" xmlns:w14="http://schemas.microsoft.com/office/word/2010/wordml" xmlns:w15="http://schemas.microsoft.com/office/word/2012/wordml" xmlns:w16cex="http://schemas.microsoft.com/office/word/2018/wordml/cex" xmlns:w16cid="http://schemas.microsoft.com/office/word/2016/wordml/cid" xmlns:w16="http://schemas.microsoft.com/office/word/2018/wordml" xmlns:w16sdtdh="http://schemas.microsoft.com/office/word/2020/wordml/sdtdatahash" xmlns:w16se="http://schemas.microsoft.com/office/word/2015/wordml/symex" xmlns:wpg="http://schemas.microsoft.com/office/word/2010/wordprocessingGroup" xmlns:wpi="http://schemas.microsoft.com/office/word/2010/wordprocessingInk" xmlns:wne="http://schemas.microsoft.com/office/word/2006/wordml" xmlns:wps="http://schemas.microsoft.com/office/word/2010/wordprocessingShape" mc:Ignorable="w14 w15 w16se w16cid w16 w16cex w16sdtdh wp14">
+<w:ftr xmlns:wpc="http://schemas.microsoft.com/office/word/2010/wordprocessingCanvas" xmlns:cx="http://schemas.microsoft.com/office/drawing/2014/chartex" xmlns:cx1="http://schemas.microsoft.com/office/drawing/2015/9/8/chartex" xmlns:cx2="http://schemas.microsoft.com/office/drawing/2015/10/21/chartex" xmlns:cx3="http://schemas.microsoft.com/office/drawing/2016/5/9/chartex" xmlns:cx4="http://schemas.microsoft.com/office/drawing/2016/5/10/chartex" xmlns:cx5="http://schemas.microsoft.com/office/drawing/2016/5/11/chartex" xmlns:cx6="http://schemas.microsoft.com/office/drawing/2016/5/12/chartex" xmlns:cx7="http://schemas.microsoft.com/office/drawing/2016/5/13/chartex" xmlns:cx8="http://schemas.microsoft.com/office/drawing/2016/5/14/chartex" xmlns:mc="http://schemas.openxmlformats.org/markup-compatibility/2006" xmlns:aink="http://schemas.microsoft.com/office/drawing/2016/ink" xmlns:am3d="http://schemas.microsoft.com/office/drawing/2017/model3d" xmlns:o="urn:schemas-microsoft-com:office:office" xmlns:oel="http://schemas.microsoft.com/office/2019/extlst" xmlns:r="http://schemas.openxmlformats.org/officeDocument/2006/relationships" xmlns:m="http://schemas.openxmlformats.org/officeDocument/2006/math" xmlns:v="urn:schemas-microsoft-com:vml" xmlns:wp14="http://schemas.microsoft.com/office/word/2010/wordprocessingDrawing" xmlns:wp="http://schemas.openxmlformats.org/drawingml/2006/wordprocessingDrawing" xmlns:w10="urn:schemas-microsoft-com:office:word" xmlns:w="http://schemas.openxmlformats.org/wordprocessingml/2006/main" xmlns:w14="http://schemas.microsoft.com/office/word/2010/wordml" xmlns:w15="http://schemas.microsoft.com/office/word/2012/wordml" xmlns:w16cex="http://schemas.microsoft.com/office/word/2018/wordml/cex" xmlns:w16cid="http://schemas.microsoft.com/office/word/2016/wordml/cid" xmlns:w16="http://schemas.microsoft.com/office/word/2018/wordml" xmlns:w16du="http://schemas.microsoft.com/office/word/2023/wordml/word16du" xmlns:w16sdtdh="http://schemas.microsoft.com/office/word/2020/wordml/sdtdatahash" xmlns:w16sdtfl="http://schemas.microsoft.com/office/word/2024/wordml/sdtformatlock" xmlns:w16se="http://schemas.microsoft.com/office/word/2015/wordml/symex" xmlns:wpg="http://schemas.microsoft.com/office/word/2010/wordprocessingGroup" xmlns:wpi="http://schemas.microsoft.com/office/word/2010/wordprocessingInk" xmlns:wne="http://schemas.microsoft.com/office/word/2006/wordml" xmlns:wps="http://schemas.microsoft.com/office/word/2010/wordprocessingShape" mc:Ignorable="w14 w15 w16se w16cid w16 w16cex w16sdtdh w16sdtfl w16du wp14">
   <w:p>
     <w:pPr>
       <w:pStyle w:val="Footer"/>
@@ -589,7 +679,7 @@
 </file>
 
 <file path=word/footer2.xml><?xml version="1.0" encoding="utf-8"?>
-<w:ftr xmlns:wpc="http://schemas.microsoft.com/office/word/2010/wordprocessingCanvas" xmlns:cx="http://schemas.microsoft.com/office/drawing/2014/chartex" xmlns:cx1="http://schemas.microsoft.com/office/drawing/2015/9/8/chartex" xmlns:cx2="http://schemas.microsoft.com/office/drawing/2015/10/21/chartex" xmlns:cx3="http://schemas.microsoft.com/office/drawing/2016/5/9/chartex" xmlns:cx4="http://schemas.microsoft.com/office/drawing/2016/5/10/chartex" xmlns:cx5="http://schemas.microsoft.com/office/drawing/2016/5/11/chartex" xmlns:cx6="http://schemas.microsoft.com/office/drawing/2016/5/12/chartex" xmlns:cx7="http://schemas.microsoft.com/office/drawing/2016/5/13/chartex" xmlns:cx8="http://schemas.microsoft.com/office/drawing/2016/5/14/chartex" xmlns:mc="http://schemas.openxmlformats.org/markup-compatibility/2006" xmlns:aink="http://schemas.microsoft.com/office/drawing/2016/ink" xmlns:am3d="http://schemas.microsoft.com/office/drawing/2017/model3d" xmlns:o="urn:schemas-microsoft-com:office:office" xmlns:oel="http://schemas.microsoft.com/office/2019/extlst" xmlns:r="http://schemas.openxmlformats.org/officeDocument/2006/relationships" xmlns:m="http://schemas.openxmlformats.org/officeDocument/2006/math" xmlns:v="urn:schemas-microsoft-com:vml" xmlns:wp14="http://schemas.microsoft.com/office/word/2010/wordprocessingDrawing" xmlns:wp="http://schemas.openxmlformats.org/drawingml/2006/wordprocessingDrawing" xmlns:w10="urn:schemas-microsoft-com:office:word" xmlns:w="http://schemas.openxmlformats.org/wordprocessingml/2006/main" xmlns:w14="http://schemas.microsoft.com/office/word/2010/wordml" xmlns:w15="http://schemas.microsoft.com/office/word/2012/wordml" xmlns:w16cex="http://schemas.microsoft.com/office/word/2018/wordml/cex" xmlns:w16cid="http://schemas.microsoft.com/office/word/2016/wordml/cid" xmlns:w16="http://schemas.microsoft.com/office/word/2018/wordml" xmlns:w16sdtdh="http://schemas.microsoft.com/office/word/2020/wordml/sdtdatahash" xmlns:w16se="http://schemas.microsoft.com/office/word/2015/wordml/symex" xmlns:wpg="http://schemas.microsoft.com/office/word/2010/wordprocessingGroup" xmlns:wpi="http://schemas.microsoft.com/office/word/2010/wordprocessingInk" xmlns:wne="http://schemas.microsoft.com/office/word/2006/wordml" xmlns:wps="http://schemas.microsoft.com/office/word/2010/wordprocessingShape" mc:Ignorable="w14 w15 w16se w16cid w16 w16cex w16sdtdh wp14">
+<w:ftr xmlns:wpc="http://schemas.microsoft.com/office/word/2010/wordprocessingCanvas" xmlns:cx="http://schemas.microsoft.com/office/drawing/2014/chartex" xmlns:cx1="http://schemas.microsoft.com/office/drawing/2015/9/8/chartex" xmlns:cx2="http://schemas.microsoft.com/office/drawing/2015/10/21/chartex" xmlns:cx3="http://schemas.microsoft.com/office/drawing/2016/5/9/chartex" xmlns:cx4="http://schemas.microsoft.com/office/drawing/2016/5/10/chartex" xmlns:cx5="http://schemas.microsoft.com/office/drawing/2016/5/11/chartex" xmlns:cx6="http://schemas.microsoft.com/office/drawing/2016/5/12/chartex" xmlns:cx7="http://schemas.microsoft.com/office/drawing/2016/5/13/chartex" xmlns:cx8="http://schemas.microsoft.com/office/drawing/2016/5/14/chartex" xmlns:mc="http://schemas.openxmlformats.org/markup-compatibility/2006" xmlns:aink="http://schemas.microsoft.com/office/drawing/2016/ink" xmlns:am3d="http://schemas.microsoft.com/office/drawing/2017/model3d" xmlns:o="urn:schemas-microsoft-com:office:office" xmlns:oel="http://schemas.microsoft.com/office/2019/extlst" xmlns:r="http://schemas.openxmlformats.org/officeDocument/2006/relationships" xmlns:m="http://schemas.openxmlformats.org/officeDocument/2006/math" xmlns:v="urn:schemas-microsoft-com:vml" xmlns:wp14="http://schemas.microsoft.com/office/word/2010/wordprocessingDrawing" xmlns:wp="http://schemas.openxmlformats.org/drawingml/2006/wordprocessingDrawing" xmlns:w10="urn:schemas-microsoft-com:office:word" xmlns:w="http://schemas.openxmlformats.org/wordprocessingml/2006/main" xmlns:w14="http://schemas.microsoft.com/office/word/2010/wordml" xmlns:w15="http://schemas.microsoft.com/office/word/2012/wordml" xmlns:w16cex="http://schemas.microsoft.com/office/word/2018/wordml/cex" xmlns:w16cid="http://schemas.microsoft.com/office/word/2016/wordml/cid" xmlns:w16="http://schemas.microsoft.com/office/word/2018/wordml" xmlns:w16du="http://schemas.microsoft.com/office/word/2023/wordml/word16du" xmlns:w16sdtdh="http://schemas.microsoft.com/office/word/2020/wordml/sdtdatahash" xmlns:w16sdtfl="http://schemas.microsoft.com/office/word/2024/wordml/sdtformatlock" xmlns:w16se="http://schemas.microsoft.com/office/word/2015/wordml/symex" xmlns:wpg="http://schemas.microsoft.com/office/word/2010/wordprocessingGroup" xmlns:wpi="http://schemas.microsoft.com/office/word/2010/wordprocessingInk" xmlns:wne="http://schemas.microsoft.com/office/word/2006/wordml" xmlns:wps="http://schemas.microsoft.com/office/word/2010/wordprocessingShape" mc:Ignorable="w14 w15 w16se w16cid w16 w16cex w16sdtdh w16sdtfl w16du wp14">
   <w:p>
     <w:pPr>
       <w:pStyle w:val="Footer"/>
@@ -599,7 +689,7 @@
 </file>
 
 <file path=word/footer3.xml><?xml version="1.0" encoding="utf-8"?>
-<w:ftr xmlns:wpc="http://schemas.microsoft.com/office/word/2010/wordprocessingCanvas" xmlns:cx="http://schemas.microsoft.com/office/drawing/2014/chartex" xmlns:cx1="http://schemas.microsoft.com/office/drawing/2015/9/8/chartex" xmlns:cx2="http://schemas.microsoft.com/office/drawing/2015/10/21/chartex" xmlns:cx3="http://schemas.microsoft.com/office/drawing/2016/5/9/chartex" xmlns:cx4="http://schemas.microsoft.com/office/drawing/2016/5/10/chartex" xmlns:cx5="http://schemas.microsoft.com/office/drawing/2016/5/11/chartex" xmlns:cx6="http://schemas.microsoft.com/office/drawing/2016/5/12/chartex" xmlns:cx7="http://schemas.microsoft.com/office/drawing/2016/5/13/chartex" xmlns:cx8="http://schemas.microsoft.com/office/drawing/2016/5/14/chartex" xmlns:mc="http://schemas.openxmlformats.org/markup-compatibility/2006" xmlns:aink="http://schemas.microsoft.com/office/drawing/2016/ink" xmlns:am3d="http://schemas.microsoft.com/office/drawing/2017/model3d" xmlns:o="urn:schemas-microsoft-com:office:office" xmlns:oel="http://schemas.microsoft.com/office/2019/extlst" xmlns:r="http://schemas.openxmlformats.org/officeDocument/2006/relationships" xmlns:m="http://schemas.openxmlformats.org/officeDocument/2006/math" xmlns:v="urn:schemas-microsoft-com:vml" xmlns:wp14="http://schemas.microsoft.com/office/word/2010/wordprocessingDrawing" xmlns:wp="http://schemas.openxmlformats.org/drawingml/2006/wordprocessingDrawing" xmlns:w10="urn:schemas-microsoft-com:office:word" xmlns:w="http://schemas.openxmlformats.org/wordprocessingml/2006/main" xmlns:w14="http://schemas.microsoft.com/office/word/2010/wordml" xmlns:w15="http://schemas.microsoft.com/office/word/2012/wordml" xmlns:w16cex="http://schemas.microsoft.com/office/word/2018/wordml/cex" xmlns:w16cid="http://schemas.microsoft.com/office/word/2016/wordml/cid" xmlns:w16="http://schemas.microsoft.com/office/word/2018/wordml" xmlns:w16sdtdh="http://schemas.microsoft.com/office/word/2020/wordml/sdtdatahash" xmlns:w16se="http://schemas.microsoft.com/office/word/2015/wordml/symex" xmlns:wpg="http://schemas.microsoft.com/office/word/2010/wordprocessingGroup" xmlns:wpi="http://schemas.microsoft.com/office/word/2010/wordprocessingInk" xmlns:wne="http://schemas.microsoft.com/office/word/2006/wordml" xmlns:wps="http://schemas.microsoft.com/office/word/2010/wordprocessingShape" mc:Ignorable="w14 w15 w16se w16cid w16 w16cex w16sdtdh wp14">
+<w:ftr xmlns:wpc="http://schemas.microsoft.com/office/word/2010/wordprocessingCanvas" xmlns:cx="http://schemas.microsoft.com/office/drawing/2014/chartex" xmlns:cx1="http://schemas.microsoft.com/office/drawing/2015/9/8/chartex" xmlns:cx2="http://schemas.microsoft.com/office/drawing/2015/10/21/chartex" xmlns:cx3="http://schemas.microsoft.com/office/drawing/2016/5/9/chartex" xmlns:cx4="http://schemas.microsoft.com/office/drawing/2016/5/10/chartex" xmlns:cx5="http://schemas.microsoft.com/office/drawing/2016/5/11/chartex" xmlns:cx6="http://schemas.microsoft.com/office/drawing/2016/5/12/chartex" xmlns:cx7="http://schemas.microsoft.com/office/drawing/2016/5/13/chartex" xmlns:cx8="http://schemas.microsoft.com/office/drawing/2016/5/14/chartex" xmlns:mc="http://schemas.openxmlformats.org/markup-compatibility/2006" xmlns:aink="http://schemas.microsoft.com/office/drawing/2016/ink" xmlns:am3d="http://schemas.microsoft.com/office/drawing/2017/model3d" xmlns:o="urn:schemas-microsoft-com:office:office" xmlns:oel="http://schemas.microsoft.com/office/2019/extlst" xmlns:r="http://schemas.openxmlformats.org/officeDocument/2006/relationships" xmlns:m="http://schemas.openxmlformats.org/officeDocument/2006/math" xmlns:v="urn:schemas-microsoft-com:vml" xmlns:wp14="http://schemas.microsoft.com/office/word/2010/wordprocessingDrawing" xmlns:wp="http://schemas.openxmlformats.org/drawingml/2006/wordprocessingDrawing" xmlns:w10="urn:schemas-microsoft-com:office:word" xmlns:w="http://schemas.openxmlformats.org/wordprocessingml/2006/main" xmlns:w14="http://schemas.microsoft.com/office/word/2010/wordml" xmlns:w15="http://schemas.microsoft.com/office/word/2012/wordml" xmlns:w16cex="http://schemas.microsoft.com/office/word/2018/wordml/cex" xmlns:w16cid="http://schemas.microsoft.com/office/word/2016/wordml/cid" xmlns:w16="http://schemas.microsoft.com/office/word/2018/wordml" xmlns:w16du="http://schemas.microsoft.com/office/word/2023/wordml/word16du" xmlns:w16sdtdh="http://schemas.microsoft.com/office/word/2020/wordml/sdtdatahash" xmlns:w16sdtfl="http://schemas.microsoft.com/office/word/2024/wordml/sdtformatlock" xmlns:w16se="http://schemas.microsoft.com/office/word/2015/wordml/symex" xmlns:wpg="http://schemas.microsoft.com/office/word/2010/wordprocessingGroup" xmlns:wpi="http://schemas.microsoft.com/office/word/2010/wordprocessingInk" xmlns:wne="http://schemas.microsoft.com/office/word/2006/wordml" xmlns:wps="http://schemas.microsoft.com/office/word/2010/wordprocessingShape" mc:Ignorable="w14 w15 w16se w16cid w16 w16cex w16sdtdh w16sdtfl w16du wp14">
   <w:p>
     <w:pPr>
       <w:pStyle w:val="Footer"/>
@@ -609,7 +699,7 @@
 </file>
 
 <file path=word/footnotes.xml><?xml version="1.0" encoding="utf-8"?>
-<w:footnotes xmlns:wpc="http://schemas.microsoft.com/office/word/2010/wordprocessingCanvas" xmlns:cx="http://schemas.microsoft.com/office/drawing/2014/chartex" xmlns:cx1="http://schemas.microsoft.com/office/drawing/2015/9/8/chartex" xmlns:cx2="http://schemas.microsoft.com/office/drawing/2015/10/21/chartex" xmlns:cx3="http://schemas.microsoft.com/office/drawing/2016/5/9/chartex" xmlns:cx4="http://schemas.microsoft.com/office/drawing/2016/5/10/chartex" xmlns:cx5="http://schemas.microsoft.com/office/drawing/2016/5/11/chartex" xmlns:cx6="http://schemas.microsoft.com/office/drawing/2016/5/12/chartex" xmlns:cx7="http://schemas.microsoft.com/office/drawing/2016/5/13/chartex" xmlns:cx8="http://schemas.microsoft.com/office/drawing/2016/5/14/chartex" xmlns:mc="http://schemas.openxmlformats.org/markup-compatibility/2006" xmlns:aink="http://schemas.microsoft.com/office/drawing/2016/ink" xmlns:am3d="http://schemas.microsoft.com/office/drawing/2017/model3d" xmlns:o="urn:schemas-microsoft-com:office:office" xmlns:oel="http://schemas.microsoft.com/office/2019/extlst" xmlns:r="http://schemas.openxmlformats.org/officeDocument/2006/relationships" xmlns:m="http://schemas.openxmlformats.org/officeDocument/2006/math" xmlns:v="urn:schemas-microsoft-com:vml" xmlns:wp14="http://schemas.microsoft.com/office/word/2010/wordprocessingDrawing" xmlns:wp="http://schemas.openxmlformats.org/drawingml/2006/wordprocessingDrawing" xmlns:w10="urn:schemas-microsoft-com:office:word" xmlns:w="http://schemas.openxmlformats.org/wordprocessingml/2006/main" xmlns:w14="http://schemas.microsoft.com/office/word/2010/wordml" xmlns:w15="http://schemas.microsoft.com/office/word/2012/wordml" xmlns:w16cex="http://schemas.microsoft.com/office/word/2018/wordml/cex" xmlns:w16cid="http://schemas.microsoft.com/office/word/2016/wordml/cid" xmlns:w16="http://schemas.microsoft.com/office/word/2018/wordml" xmlns:w16sdtdh="http://schemas.microsoft.com/office/word/2020/wordml/sdtdatahash" xmlns:w16se="http://schemas.microsoft.com/office/word/2015/wordml/symex" xmlns:wpg="http://schemas.microsoft.com/office/word/2010/wordprocessingGroup" xmlns:wpi="http://schemas.microsoft.com/office/word/2010/wordprocessingInk" xmlns:wne="http://schemas.microsoft.com/office/word/2006/wordml" xmlns:wps="http://schemas.microsoft.com/office/word/2010/wordprocessingShape" mc:Ignorable="w14 w15 w16se w16cid w16 w16cex w16sdtdh wp14">
+<w:footnotes xmlns:wpc="http://schemas.microsoft.com/office/word/2010/wordprocessingCanvas" xmlns:cx="http://schemas.microsoft.com/office/drawing/2014/chartex" xmlns:cx1="http://schemas.microsoft.com/office/drawing/2015/9/8/chartex" xmlns:cx2="http://schemas.microsoft.com/office/drawing/2015/10/21/chartex" xmlns:cx3="http://schemas.microsoft.com/office/drawing/2016/5/9/chartex" xmlns:cx4="http://schemas.microsoft.com/office/drawing/2016/5/10/chartex" xmlns:cx5="http://schemas.microsoft.com/office/drawing/2016/5/11/chartex" xmlns:cx6="http://schemas.microsoft.com/office/drawing/2016/5/12/chartex" xmlns:cx7="http://schemas.microsoft.com/office/drawing/2016/5/13/chartex" xmlns:cx8="http://schemas.microsoft.com/office/drawing/2016/5/14/chartex" xmlns:mc="http://schemas.openxmlformats.org/markup-compatibility/2006" xmlns:aink="http://schemas.microsoft.com/office/drawing/2016/ink" xmlns:am3d="http://schemas.microsoft.com/office/drawing/2017/model3d" xmlns:o="urn:schemas-microsoft-com:office:office" xmlns:oel="http://schemas.microsoft.com/office/2019/extlst" xmlns:r="http://schemas.openxmlformats.org/officeDocument/2006/relationships" xmlns:m="http://schemas.openxmlformats.org/officeDocument/2006/math" xmlns:v="urn:schemas-microsoft-com:vml" xmlns:wp14="http://schemas.microsoft.com/office/word/2010/wordprocessingDrawing" xmlns:wp="http://schemas.openxmlformats.org/drawingml/2006/wordprocessingDrawing" xmlns:w10="urn:schemas-microsoft-com:office:word" xmlns:w="http://schemas.openxmlformats.org/wordprocessingml/2006/main" xmlns:w14="http://schemas.microsoft.com/office/word/2010/wordml" xmlns:w15="http://schemas.microsoft.com/office/word/2012/wordml" xmlns:w16cex="http://schemas.microsoft.com/office/word/2018/wordml/cex" xmlns:w16cid="http://schemas.microsoft.com/office/word/2016/wordml/cid" xmlns:w16="http://schemas.microsoft.com/office/word/2018/wordml" xmlns:w16du="http://schemas.microsoft.com/office/word/2023/wordml/word16du" xmlns:w16sdtdh="http://schemas.microsoft.com/office/word/2020/wordml/sdtdatahash" xmlns:w16sdtfl="http://schemas.microsoft.com/office/word/2024/wordml/sdtformatlock" xmlns:w16se="http://schemas.microsoft.com/office/word/2015/wordml/symex" xmlns:wpg="http://schemas.microsoft.com/office/word/2010/wordprocessingGroup" xmlns:wpi="http://schemas.microsoft.com/office/word/2010/wordprocessingInk" xmlns:wne="http://schemas.microsoft.com/office/word/2006/wordml" xmlns:wps="http://schemas.microsoft.com/office/word/2010/wordprocessingShape" mc:Ignorable="w14 w15 w16se w16cid w16 w16cex w16sdtdh w16sdtfl w16du wp14">
   <w:footnote w:type="separator" w:id="-1">
     <w:p>
       <w:pPr>
@@ -634,7 +724,7 @@
 </file>
 
 <file path=word/header1.xml><?xml version="1.0" encoding="utf-8"?>
-<w:hdr xmlns:wpc="http://schemas.microsoft.com/office/word/2010/wordprocessingCanvas" xmlns:cx="http://schemas.microsoft.com/office/drawing/2014/chartex" xmlns:cx1="http://schemas.microsoft.com/office/drawing/2015/9/8/chartex" xmlns:cx2="http://schemas.microsoft.com/office/drawing/2015/10/21/chartex" xmlns:cx3="http://schemas.microsoft.com/office/drawing/2016/5/9/chartex" xmlns:cx4="http://schemas.microsoft.com/office/drawing/2016/5/10/chartex" xmlns:cx5="http://schemas.microsoft.com/office/drawing/2016/5/11/chartex" xmlns:cx6="http://schemas.microsoft.com/office/drawing/2016/5/12/chartex" xmlns:cx7="http://schemas.microsoft.com/office/drawing/2016/5/13/chartex" xmlns:cx8="http://schemas.microsoft.com/office/drawing/2016/5/14/chartex" xmlns:mc="http://schemas.openxmlformats.org/markup-compatibility/2006" xmlns:aink="http://schemas.microsoft.com/office/drawing/2016/ink" xmlns:am3d="http://schemas.microsoft.com/office/drawing/2017/model3d" xmlns:o="urn:schemas-microsoft-com:office:office" xmlns:oel="http://schemas.microsoft.com/office/2019/extlst" xmlns:r="http://schemas.openxmlformats.org/officeDocument/2006/relationships" xmlns:m="http://schemas.openxmlformats.org/officeDocument/2006/math" xmlns:v="urn:schemas-microsoft-com:vml" xmlns:wp14="http://schemas.microsoft.com/office/word/2010/wordprocessingDrawing" xmlns:wp="http://schemas.openxmlformats.org/drawingml/2006/wordprocessingDrawing" xmlns:w10="urn:schemas-microsoft-com:office:word" xmlns:w="http://schemas.openxmlformats.org/wordprocessingml/2006/main" xmlns:w14="http://schemas.microsoft.com/office/word/2010/wordml" xmlns:w15="http://schemas.microsoft.com/office/word/2012/wordml" xmlns:w16cex="http://schemas.microsoft.com/office/word/2018/wordml/cex" xmlns:w16cid="http://schemas.microsoft.com/office/word/2016/wordml/cid" xmlns:w16="http://schemas.microsoft.com/office/word/2018/wordml" xmlns:w16sdtdh="http://schemas.microsoft.com/office/word/2020/wordml/sdtdatahash" xmlns:w16se="http://schemas.microsoft.com/office/word/2015/wordml/symex" xmlns:wpg="http://schemas.microsoft.com/office/word/2010/wordprocessingGroup" xmlns:wpi="http://schemas.microsoft.com/office/word/2010/wordprocessingInk" xmlns:wne="http://schemas.microsoft.com/office/word/2006/wordml" xmlns:wps="http://schemas.microsoft.com/office/word/2010/wordprocessingShape" mc:Ignorable="w14 w15 w16se w16cid w16 w16cex w16sdtdh wp14">
+<w:hdr xmlns:wpc="http://schemas.microsoft.com/office/word/2010/wordprocessingCanvas" xmlns:cx="http://schemas.microsoft.com/office/drawing/2014/chartex" xmlns:cx1="http://schemas.microsoft.com/office/drawing/2015/9/8/chartex" xmlns:cx2="http://schemas.microsoft.com/office/drawing/2015/10/21/chartex" xmlns:cx3="http://schemas.microsoft.com/office/drawing/2016/5/9/chartex" xmlns:cx4="http://schemas.microsoft.com/office/drawing/2016/5/10/chartex" xmlns:cx5="http://schemas.microsoft.com/office/drawing/2016/5/11/chartex" xmlns:cx6="http://schemas.microsoft.com/office/drawing/2016/5/12/chartex" xmlns:cx7="http://schemas.microsoft.com/office/drawing/2016/5/13/chartex" xmlns:cx8="http://schemas.microsoft.com/office/drawing/2016/5/14/chartex" xmlns:mc="http://schemas.openxmlformats.org/markup-compatibility/2006" xmlns:aink="http://schemas.microsoft.com/office/drawing/2016/ink" xmlns:am3d="http://schemas.microsoft.com/office/drawing/2017/model3d" xmlns:o="urn:schemas-microsoft-com:office:office" xmlns:oel="http://schemas.microsoft.com/office/2019/extlst" xmlns:r="http://schemas.openxmlformats.org/officeDocument/2006/relationships" xmlns:m="http://schemas.openxmlformats.org/officeDocument/2006/math" xmlns:v="urn:schemas-microsoft-com:vml" xmlns:wp14="http://schemas.microsoft.com/office/word/2010/wordprocessingDrawing" xmlns:wp="http://schemas.openxmlformats.org/drawingml/2006/wordprocessingDrawing" xmlns:w10="urn:schemas-microsoft-com:office:word" xmlns:w="http://schemas.openxmlformats.org/wordprocessingml/2006/main" xmlns:w14="http://schemas.microsoft.com/office/word/2010/wordml" xmlns:w15="http://schemas.microsoft.com/office/word/2012/wordml" xmlns:w16cex="http://schemas.microsoft.com/office/word/2018/wordml/cex" xmlns:w16cid="http://schemas.microsoft.com/office/word/2016/wordml/cid" xmlns:w16="http://schemas.microsoft.com/office/word/2018/wordml" xmlns:w16du="http://schemas.microsoft.com/office/word/2023/wordml/word16du" xmlns:w16sdtdh="http://schemas.microsoft.com/office/word/2020/wordml/sdtdatahash" xmlns:w16sdtfl="http://schemas.microsoft.com/office/word/2024/wordml/sdtformatlock" xmlns:w16se="http://schemas.microsoft.com/office/word/2015/wordml/symex" xmlns:wpg="http://schemas.microsoft.com/office/word/2010/wordprocessingGroup" xmlns:wpi="http://schemas.microsoft.com/office/word/2010/wordprocessingInk" xmlns:wne="http://schemas.microsoft.com/office/word/2006/wordml" xmlns:wps="http://schemas.microsoft.com/office/word/2010/wordprocessingShape" mc:Ignorable="w14 w15 w16se w16cid w16 w16cex w16sdtdh w16sdtfl w16du wp14">
   <w:p>
     <w:pPr>
       <w:pStyle w:val="Header"/>
@@ -644,7 +734,7 @@
 </file>
 
 <file path=word/header2.xml><?xml version="1.0" encoding="utf-8"?>
-<w:hdr xmlns:wpc="http://schemas.microsoft.com/office/word/2010/wordprocessingCanvas" xmlns:cx="http://schemas.microsoft.com/office/drawing/2014/chartex" xmlns:cx1="http://schemas.microsoft.com/office/drawing/2015/9/8/chartex" xmlns:cx2="http://schemas.microsoft.com/office/drawing/2015/10/21/chartex" xmlns:cx3="http://schemas.microsoft.com/office/drawing/2016/5/9/chartex" xmlns:cx4="http://schemas.microsoft.com/office/drawing/2016/5/10/chartex" xmlns:cx5="http://schemas.microsoft.com/office/drawing/2016/5/11/chartex" xmlns:cx6="http://schemas.microsoft.com/office/drawing/2016/5/12/chartex" xmlns:cx7="http://schemas.microsoft.com/office/drawing/2016/5/13/chartex" xmlns:cx8="http://schemas.microsoft.com/office/drawing/2016/5/14/chartex" xmlns:mc="http://schemas.openxmlformats.org/markup-compatibility/2006" xmlns:aink="http://schemas.microsoft.com/office/drawing/2016/ink" xmlns:am3d="http://schemas.microsoft.com/office/drawing/2017/model3d" xmlns:o="urn:schemas-microsoft-com:office:office" xmlns:oel="http://schemas.microsoft.com/office/2019/extlst" xmlns:r="http://schemas.openxmlformats.org/officeDocument/2006/relationships" xmlns:m="http://schemas.openxmlformats.org/officeDocument/2006/math" xmlns:v="urn:schemas-microsoft-com:vml" xmlns:wp14="http://schemas.microsoft.com/office/word/2010/wordprocessingDrawing" xmlns:wp="http://schemas.openxmlformats.org/drawingml/2006/wordprocessingDrawing" xmlns:w10="urn:schemas-microsoft-com:office:word" xmlns:w="http://schemas.openxmlformats.org/wordprocessingml/2006/main" xmlns:w14="http://schemas.microsoft.com/office/word/2010/wordml" xmlns:w15="http://schemas.microsoft.com/office/word/2012/wordml" xmlns:w16cex="http://schemas.microsoft.com/office/word/2018/wordml/cex" xmlns:w16cid="http://schemas.microsoft.com/office/word/2016/wordml/cid" xmlns:w16="http://schemas.microsoft.com/office/word/2018/wordml" xmlns:w16sdtdh="http://schemas.microsoft.com/office/word/2020/wordml/sdtdatahash" xmlns:w16se="http://schemas.microsoft.com/office/word/2015/wordml/symex" xmlns:wpg="http://schemas.microsoft.com/office/word/2010/wordprocessingGroup" xmlns:wpi="http://schemas.microsoft.com/office/word/2010/wordprocessingInk" xmlns:wne="http://schemas.microsoft.com/office/word/2006/wordml" xmlns:wps="http://schemas.microsoft.com/office/word/2010/wordprocessingShape" mc:Ignorable="w14 w15 w16se w16cid w16 w16cex w16sdtdh wp14">
+<w:hdr xmlns:wpc="http://schemas.microsoft.com/office/word/2010/wordprocessingCanvas" xmlns:cx="http://schemas.microsoft.com/office/drawing/2014/chartex" xmlns:cx1="http://schemas.microsoft.com/office/drawing/2015/9/8/chartex" xmlns:cx2="http://schemas.microsoft.com/office/drawing/2015/10/21/chartex" xmlns:cx3="http://schemas.microsoft.com/office/drawing/2016/5/9/chartex" xmlns:cx4="http://schemas.microsoft.com/office/drawing/2016/5/10/chartex" xmlns:cx5="http://schemas.microsoft.com/office/drawing/2016/5/11/chartex" xmlns:cx6="http://schemas.microsoft.com/office/drawing/2016/5/12/chartex" xmlns:cx7="http://schemas.microsoft.com/office/drawing/2016/5/13/chartex" xmlns:cx8="http://schemas.microsoft.com/office/drawing/2016/5/14/chartex" xmlns:mc="http://schemas.openxmlformats.org/markup-compatibility/2006" xmlns:aink="http://schemas.microsoft.com/office/drawing/2016/ink" xmlns:am3d="http://schemas.microsoft.com/office/drawing/2017/model3d" xmlns:o="urn:schemas-microsoft-com:office:office" xmlns:oel="http://schemas.microsoft.com/office/2019/extlst" xmlns:r="http://schemas.openxmlformats.org/officeDocument/2006/relationships" xmlns:m="http://schemas.openxmlformats.org/officeDocument/2006/math" xmlns:v="urn:schemas-microsoft-com:vml" xmlns:wp14="http://schemas.microsoft.com/office/word/2010/wordprocessingDrawing" xmlns:wp="http://schemas.openxmlformats.org/drawingml/2006/wordprocessingDrawing" xmlns:w10="urn:schemas-microsoft-com:office:word" xmlns:w="http://schemas.openxmlformats.org/wordprocessingml/2006/main" xmlns:w14="http://schemas.microsoft.com/office/word/2010/wordml" xmlns:w15="http://schemas.microsoft.com/office/word/2012/wordml" xmlns:w16cex="http://schemas.microsoft.com/office/word/2018/wordml/cex" xmlns:w16cid="http://schemas.microsoft.com/office/word/2016/wordml/cid" xmlns:w16="http://schemas.microsoft.com/office/word/2018/wordml" xmlns:w16du="http://schemas.microsoft.com/office/word/2023/wordml/word16du" xmlns:w16sdtdh="http://schemas.microsoft.com/office/word/2020/wordml/sdtdatahash" xmlns:w16sdtfl="http://schemas.microsoft.com/office/word/2024/wordml/sdtformatlock" xmlns:w16se="http://schemas.microsoft.com/office/word/2015/wordml/symex" xmlns:wpg="http://schemas.microsoft.com/office/word/2010/wordprocessingGroup" xmlns:wpi="http://schemas.microsoft.com/office/word/2010/wordprocessingInk" xmlns:wne="http://schemas.microsoft.com/office/word/2006/wordml" xmlns:wps="http://schemas.microsoft.com/office/word/2010/wordprocessingShape" mc:Ignorable="w14 w15 w16se w16cid w16 w16cex w16sdtdh w16sdtfl w16du wp14">
   <w:p>
     <w:pPr>
       <w:pStyle w:val="Header"/>
@@ -655,7 +745,7 @@
 </file>
 
 <file path=word/header3.xml><?xml version="1.0" encoding="utf-8"?>
-<w:hdr xmlns:wpc="http://schemas.microsoft.com/office/word/2010/wordprocessingCanvas" xmlns:cx="http://schemas.microsoft.com/office/drawing/2014/chartex" xmlns:cx1="http://schemas.microsoft.com/office/drawing/2015/9/8/chartex" xmlns:cx2="http://schemas.microsoft.com/office/drawing/2015/10/21/chartex" xmlns:cx3="http://schemas.microsoft.com/office/drawing/2016/5/9/chartex" xmlns:cx4="http://schemas.microsoft.com/office/drawing/2016/5/10/chartex" xmlns:cx5="http://schemas.microsoft.com/office/drawing/2016/5/11/chartex" xmlns:cx6="http://schemas.microsoft.com/office/drawing/2016/5/12/chartex" xmlns:cx7="http://schemas.microsoft.com/office/drawing/2016/5/13/chartex" xmlns:cx8="http://schemas.microsoft.com/office/drawing/2016/5/14/chartex" xmlns:mc="http://schemas.openxmlformats.org/markup-compatibility/2006" xmlns:aink="http://schemas.microsoft.com/office/drawing/2016/ink" xmlns:am3d="http://schemas.microsoft.com/office/drawing/2017/model3d" xmlns:o="urn:schemas-microsoft-com:office:office" xmlns:oel="http://schemas.microsoft.com/office/2019/extlst" xmlns:r="http://schemas.openxmlformats.org/officeDocument/2006/relationships" xmlns:m="http://schemas.openxmlformats.org/officeDocument/2006/math" xmlns:v="urn:schemas-microsoft-com:vml" xmlns:wp14="http://schemas.microsoft.com/office/word/2010/wordprocessingDrawing" xmlns:wp="http://schemas.openxmlformats.org/drawingml/2006/wordprocessingDrawing" xmlns:w10="urn:schemas-microsoft-com:office:word" xmlns:w="http://schemas.openxmlformats.org/wordprocessingml/2006/main" xmlns:w14="http://schemas.microsoft.com/office/word/2010/wordml" xmlns:w15="http://schemas.microsoft.com/office/word/2012/wordml" xmlns:w16cex="http://schemas.microsoft.com/office/word/2018/wordml/cex" xmlns:w16cid="http://schemas.microsoft.com/office/word/2016/wordml/cid" xmlns:w16="http://schemas.microsoft.com/office/word/2018/wordml" xmlns:w16sdtdh="http://schemas.microsoft.com/office/word/2020/wordml/sdtdatahash" xmlns:w16se="http://schemas.microsoft.com/office/word/2015/wordml/symex" xmlns:wpg="http://schemas.microsoft.com/office/word/2010/wordprocessingGroup" xmlns:wpi="http://schemas.microsoft.com/office/word/2010/wordprocessingInk" xmlns:wne="http://schemas.microsoft.com/office/word/2006/wordml" xmlns:wps="http://schemas.microsoft.com/office/word/2010/wordprocessingShape" mc:Ignorable="w14 w15 w16se w16cid w16 w16cex w16sdtdh wp14">
+<w:hdr xmlns:wpc="http://schemas.microsoft.com/office/word/2010/wordprocessingCanvas" xmlns:cx="http://schemas.microsoft.com/office/drawing/2014/chartex" xmlns:cx1="http://schemas.microsoft.com/office/drawing/2015/9/8/chartex" xmlns:cx2="http://schemas.microsoft.com/office/drawing/2015/10/21/chartex" xmlns:cx3="http://schemas.microsoft.com/office/drawing/2016/5/9/chartex" xmlns:cx4="http://schemas.microsoft.com/office/drawing/2016/5/10/chartex" xmlns:cx5="http://schemas.microsoft.com/office/drawing/2016/5/11/chartex" xmlns:cx6="http://schemas.microsoft.com/office/drawing/2016/5/12/chartex" xmlns:cx7="http://schemas.microsoft.com/office/drawing/2016/5/13/chartex" xmlns:cx8="http://schemas.microsoft.com/office/drawing/2016/5/14/chartex" xmlns:mc="http://schemas.openxmlformats.org/markup-compatibility/2006" xmlns:aink="http://schemas.microsoft.com/office/drawing/2016/ink" xmlns:am3d="http://schemas.microsoft.com/office/drawing/2017/model3d" xmlns:o="urn:schemas-microsoft-com:office:office" xmlns:oel="http://schemas.microsoft.com/office/2019/extlst" xmlns:r="http://schemas.openxmlformats.org/officeDocument/2006/relationships" xmlns:m="http://schemas.openxmlformats.org/officeDocument/2006/math" xmlns:v="urn:schemas-microsoft-com:vml" xmlns:wp14="http://schemas.microsoft.com/office/word/2010/wordprocessingDrawing" xmlns:wp="http://schemas.openxmlformats.org/drawingml/2006/wordprocessingDrawing" xmlns:w10="urn:schemas-microsoft-com:office:word" xmlns:w="http://schemas.openxmlformats.org/wordprocessingml/2006/main" xmlns:w14="http://schemas.microsoft.com/office/word/2010/wordml" xmlns:w15="http://schemas.microsoft.com/office/word/2012/wordml" xmlns:w16cex="http://schemas.microsoft.com/office/word/2018/wordml/cex" xmlns:w16cid="http://schemas.microsoft.com/office/word/2016/wordml/cid" xmlns:w16="http://schemas.microsoft.com/office/word/2018/wordml" xmlns:w16du="http://schemas.microsoft.com/office/word/2023/wordml/word16du" xmlns:w16sdtdh="http://schemas.microsoft.com/office/word/2020/wordml/sdtdatahash" xmlns:w16sdtfl="http://schemas.microsoft.com/office/word/2024/wordml/sdtformatlock" xmlns:w16se="http://schemas.microsoft.com/office/word/2015/wordml/symex" xmlns:wpg="http://schemas.microsoft.com/office/word/2010/wordprocessingGroup" xmlns:wpi="http://schemas.microsoft.com/office/word/2010/wordprocessingInk" xmlns:wne="http://schemas.microsoft.com/office/word/2006/wordml" xmlns:wps="http://schemas.microsoft.com/office/word/2010/wordprocessingShape" mc:Ignorable="w14 w15 w16se w16cid w16 w16cex w16sdtdh w16sdtfl w16du wp14">
   <w:p>
     <w:pPr>
       <w:pStyle w:val="Header"/>
@@ -664,7 +754,7 @@
     <w:r>
       <w:tab/>
       <w:tab/>
-      <w:t>2026-06-17</w:t>
+      <w:t>2026-06-18</w:t>
       <w:br/>
       <w:br/>
     </w:r>
@@ -681,7 +771,7 @@
 </file>
 
 <file path=word/numbering.xml><?xml version="1.0" encoding="utf-8"?>
-<w:numbering xmlns:wpc="http://schemas.microsoft.com/office/word/2010/wordprocessingCanvas" xmlns:cx="http://schemas.microsoft.com/office/drawing/2014/chartex" xmlns:cx1="http://schemas.microsoft.com/office/drawing/2015/9/8/chartex" xmlns:cx2="http://schemas.microsoft.com/office/drawing/2015/10/21/chartex" xmlns:cx3="http://schemas.microsoft.com/office/drawing/2016/5/9/chartex" xmlns:cx4="http://schemas.microsoft.com/office/drawing/2016/5/10/chartex" xmlns:cx5="http://schemas.microsoft.com/office/drawing/2016/5/11/chartex" xmlns:cx6="http://schemas.microsoft.com/office/drawing/2016/5/12/chartex" xmlns:cx7="http://schemas.microsoft.com/office/drawing/2016/5/13/chartex" xmlns:cx8="http://schemas.microsoft.com/office/drawing/2016/5/14/chartex" xmlns:mc="http://schemas.openxmlformats.org/markup-compatibility/2006" xmlns:aink="http://schemas.microsoft.com/office/drawing/2016/ink" xmlns:am3d="http://schemas.microsoft.com/office/drawing/2017/model3d" xmlns:o="urn:schemas-microsoft-com:office:office" xmlns:oel="http://schemas.microsoft.com/office/2019/extlst" xmlns:r="http://schemas.openxmlformats.org/officeDocument/2006/relationships" xmlns:m="http://schemas.openxmlformats.org/officeDocument/2006/math" xmlns:v="urn:schemas-microsoft-com:vml" xmlns:wp14="http://schemas.microsoft.com/office/word/2010/wordprocessingDrawing" xmlns:wp="http://schemas.openxmlformats.org/drawingml/2006/wordprocessingDrawing" xmlns:w10="urn:schemas-microsoft-com:office:word" xmlns:w="http://schemas.openxmlformats.org/wordprocessingml/2006/main" xmlns:w14="http://schemas.microsoft.com/office/word/2010/wordml" xmlns:w15="http://schemas.microsoft.com/office/word/2012/wordml" xmlns:w16cex="http://schemas.microsoft.com/office/word/2018/wordml/cex" xmlns:w16cid="http://schemas.microsoft.com/office/word/2016/wordml/cid" xmlns:w16="http://schemas.microsoft.com/office/word/2018/wordml" xmlns:w16sdtdh="http://schemas.microsoft.com/office/word/2020/wordml/sdtdatahash" xmlns:w16se="http://schemas.microsoft.com/office/word/2015/wordml/symex" xmlns:wpg="http://schemas.microsoft.com/office/word/2010/wordprocessingGroup" xmlns:wpi="http://schemas.microsoft.com/office/word/2010/wordprocessingInk" xmlns:wne="http://schemas.microsoft.com/office/word/2006/wordml" xmlns:wps="http://schemas.microsoft.com/office/word/2010/wordprocessingShape" mc:Ignorable="w14 w15 w16se w16cid w16 w16cex w16sdtdh wp14">
+<w:numbering xmlns:wpc="http://schemas.microsoft.com/office/word/2010/wordprocessingCanvas" xmlns:cx="http://schemas.microsoft.com/office/drawing/2014/chartex" xmlns:cx1="http://schemas.microsoft.com/office/drawing/2015/9/8/chartex" xmlns:cx2="http://schemas.microsoft.com/office/drawing/2015/10/21/chartex" xmlns:cx3="http://schemas.microsoft.com/office/drawing/2016/5/9/chartex" xmlns:cx4="http://schemas.microsoft.com/office/drawing/2016/5/10/chartex" xmlns:cx5="http://schemas.microsoft.com/office/drawing/2016/5/11/chartex" xmlns:cx6="http://schemas.microsoft.com/office/drawing/2016/5/12/chartex" xmlns:cx7="http://schemas.microsoft.com/office/drawing/2016/5/13/chartex" xmlns:cx8="http://schemas.microsoft.com/office/drawing/2016/5/14/chartex" xmlns:mc="http://schemas.openxmlformats.org/markup-compatibility/2006" xmlns:aink="http://schemas.microsoft.com/office/drawing/2016/ink" xmlns:am3d="http://schemas.microsoft.com/office/drawing/2017/model3d" xmlns:o="urn:schemas-microsoft-com:office:office" xmlns:oel="http://schemas.microsoft.com/office/2019/extlst" xmlns:r="http://schemas.openxmlformats.org/officeDocument/2006/relationships" xmlns:m="http://schemas.openxmlformats.org/officeDocument/2006/math" xmlns:v="urn:schemas-microsoft-com:vml" xmlns:wp14="http://schemas.microsoft.com/office/word/2010/wordprocessingDrawing" xmlns:wp="http://schemas.openxmlformats.org/drawingml/2006/wordprocessingDrawing" xmlns:w10="urn:schemas-microsoft-com:office:word" xmlns:w="http://schemas.openxmlformats.org/wordprocessingml/2006/main" xmlns:w14="http://schemas.microsoft.com/office/word/2010/wordml" xmlns:w15="http://schemas.microsoft.com/office/word/2012/wordml" xmlns:w16cex="http://schemas.microsoft.com/office/word/2018/wordml/cex" xmlns:w16cid="http://schemas.microsoft.com/office/word/2016/wordml/cid" xmlns:w16="http://schemas.microsoft.com/office/word/2018/wordml" xmlns:w16du="http://schemas.microsoft.com/office/word/2023/wordml/word16du" xmlns:w16sdtdh="http://schemas.microsoft.com/office/word/2020/wordml/sdtdatahash" xmlns:w16sdtfl="http://schemas.microsoft.com/office/word/2024/wordml/sdtformatlock" xmlns:w16se="http://schemas.microsoft.com/office/word/2015/wordml/symex" xmlns:wpg="http://schemas.microsoft.com/office/word/2010/wordprocessingGroup" xmlns:wpi="http://schemas.microsoft.com/office/word/2010/wordprocessingInk" xmlns:wne="http://schemas.microsoft.com/office/word/2006/wordml" xmlns:wps="http://schemas.microsoft.com/office/word/2010/wordprocessingShape" mc:Ignorable="w14 w15 w16se w16cid w16 w16cex w16sdtdh w16sdtfl w16du wp14">
   <w:abstractNum w:abstractNumId="0" w15:restartNumberingAfterBreak="0">
     <w:nsid w:val="FFFFFF7C"/>
     <w:multiLevelType w:val="singleLevel"/>
@@ -884,7 +974,7 @@
 </file>
 
 <file path=word/styles.xml><?xml version="1.0" encoding="utf-8"?>
-<w:styles xmlns:mc="http://schemas.openxmlformats.org/markup-compatibility/2006" xmlns:r="http://schemas.openxmlformats.org/officeDocument/2006/relationships" xmlns:w="http://schemas.openxmlformats.org/wordprocessingml/2006/main" xmlns:w14="http://schemas.microsoft.com/office/word/2010/wordml" xmlns:w15="http://schemas.microsoft.com/office/word/2012/wordml" xmlns:w16cex="http://schemas.microsoft.com/office/word/2018/wordml/cex" xmlns:w16cid="http://schemas.microsoft.com/office/word/2016/wordml/cid" xmlns:w16="http://schemas.microsoft.com/office/word/2018/wordml" xmlns:w16sdtdh="http://schemas.microsoft.com/office/word/2020/wordml/sdtdatahash" xmlns:w16se="http://schemas.microsoft.com/office/word/2015/wordml/symex" mc:Ignorable="w14 w15 w16se w16cid w16 w16cex w16sdtdh">
+<w:styles xmlns:mc="http://schemas.openxmlformats.org/markup-compatibility/2006" xmlns:r="http://schemas.openxmlformats.org/officeDocument/2006/relationships" xmlns:w="http://schemas.openxmlformats.org/wordprocessingml/2006/main" xmlns:w14="http://schemas.microsoft.com/office/word/2010/wordml" xmlns:w15="http://schemas.microsoft.com/office/word/2012/wordml" xmlns:w16cex="http://schemas.microsoft.com/office/word/2018/wordml/cex" xmlns:w16cid="http://schemas.microsoft.com/office/word/2016/wordml/cid" xmlns:w16="http://schemas.microsoft.com/office/word/2018/wordml" xmlns:w16du="http://schemas.microsoft.com/office/word/2023/wordml/word16du" xmlns:w16sdtdh="http://schemas.microsoft.com/office/word/2020/wordml/sdtdatahash" xmlns:w16sdtfl="http://schemas.microsoft.com/office/word/2024/wordml/sdtformatlock" xmlns:w16se="http://schemas.microsoft.com/office/word/2015/wordml/symex" mc:Ignorable="w14 w15 w16se w16cid w16 w16cex w16sdtdh w16sdtfl w16du">
   <w:docDefaults>
     <w:rPrDefault>
       <w:rPr>
@@ -1642,7 +1732,7 @@
     <w:link w:val="TitleChar"/>
     <w:uiPriority w:val="10"/>
     <w:qFormat/>
-    <w:rsid w:val="007106C8"/>
+    <w:rsid w:val="00E854FA"/>
     <w:pPr>
       <w:spacing w:after="300" w:line="240" w:lineRule="auto"/>
       <w:contextualSpacing/>
@@ -1652,7 +1742,7 @@
       <w:rFonts w:eastAsiaTheme="majorEastAsia" w:cstheme="majorBidi"/>
       <w:spacing w:val="5"/>
       <w:kern w:val="28"/>
-      <w:sz w:val="52"/>
+      <w:sz w:val="40"/>
       <w:szCs w:val="52"/>
       <w:lang w:val="sv-SE" w:eastAsia="en-US" w:bidi="ar-SA"/>
     </w:rPr>
@@ -1662,12 +1752,12 @@
     <w:basedOn w:val="DefaultParagraphFont"/>
     <w:link w:val="Title"/>
     <w:uiPriority w:val="10"/>
-    <w:rsid w:val="007106C8"/>
+    <w:rsid w:val="00E854FA"/>
     <w:rPr>
       <w:rFonts w:ascii="Times New Roman" w:eastAsiaTheme="majorEastAsia" w:hAnsi="Times New Roman" w:cstheme="majorBidi"/>
       <w:spacing w:val="5"/>
       <w:kern w:val="28"/>
-      <w:sz w:val="52"/>
+      <w:sz w:val="40"/>
       <w:szCs w:val="52"/>
       <w:lang w:val="sv-SE" w:eastAsia="en-US" w:bidi="ar-SA"/>
     </w:rPr>

--- a/klagomål/A 8829-2026 FSC-klagomål.docx
+++ b/klagomål/A 8829-2026 FSC-klagomål.docx
@@ -754,7 +754,7 @@
     <w:r>
       <w:tab/>
       <w:tab/>
-      <w:t>2026-06-18</w:t>
+      <w:t>2026-06-19</w:t>
       <w:br/>
       <w:br/>
     </w:r>

--- a/klagomål/A 8829-2026 FSC-klagomål.docx
+++ b/klagomål/A 8829-2026 FSC-klagomål.docx
@@ -754,7 +754,7 @@
     <w:r>
       <w:tab/>
       <w:tab/>
-      <w:t>2026-06-19</w:t>
+      <w:t>2026-06-20</w:t>
       <w:br/>
       <w:br/>
     </w:r>

--- a/klagomål/A 8829-2026 FSC-klagomål.docx
+++ b/klagomål/A 8829-2026 FSC-klagomål.docx
@@ -168,38 +168,7 @@
     </w:p>
     <w:p>
       <w:r>
-        <w:t>Detta dokument behandlar höga naturvärden i avverkningsanmälan A 8829-2026 i Uppvidinge kommun som inkom 2026-02-13 och omfattar 1,6 ha.</w:t>
-      </w:r>
-    </w:p>
-    <w:p>
-      <w:r>
-        <w:t>Nedan presenteras fynd av naturvårdsarter och fridlysta arter som gjorts i det avverkningsanmälda området, samt relevanta utdrag ur standarderna för FSC, Chain of Custody, Controlled Wood och PEFC.</w:t>
-      </w:r>
-    </w:p>
-    <w:p>
-      <w:r>
-        <w:t>Vi förväntar oss att ni återkommer med ett skriftligt svar på vårt klagomål och även beskriver vilka korrigerande åtgärder ni satt in för att rätta till identifierade brister i er efterlevnad av den svenska FSC standarden.</w:t>
-      </w:r>
-    </w:p>
-    <w:p>
-      <w:pPr>
-        <w:pStyle w:val="Heading1"/>
-      </w:pPr>
-      <w:r>
-        <w:t>Naturvårdsarter</w:t>
-      </w:r>
-    </w:p>
-    <w:p>
-      <w:r>
-        <w:t>I och inom 5 meter från avverkningsanmälan har följande 4 naturvårdsarter hittats: liten blekspik (VU, T), kornig nållav (S, T), rostfläck (S, T) och revlummer (§9). Av dessa är 1 rödlistade. För rödlistade arter har rödlistekategorin angivits inom parentes. Arter som är signalarter enligt Skogsstyrelsen har markerats med (S). Typiska arter inom Natura 2000 som är kopplade till skogsekosystem har markerats med (T). För fridlysta arter anges även paragrafen i Artskyddsförordningen som arten är fridlyst enligt.</w:t>
-      </w:r>
-    </w:p>
-    <w:p>
-      <w:r>
-        <w:t>De påträffade naturvårdsarterna är ett tydligt kvitto på att det rör sig om en skog med höga naturvärden.</w:t>
-      </w:r>
-      <w:r>
-        <w:t xml:space="preserve"> I Figur 1 visas fyndplatser för naturvårdsarter i området, som finns registrerade på Artportalen.</w:t>
+        <w:t>Detta klagomål behandlar höga naturvärden i avverkningsanmälan A 8829-2026 i Uppvidinge kommun som inkom 2026-02-13 och omfattar 1,6 ha.</w:t>
       </w:r>
     </w:p>
     <w:p>
@@ -209,7 +178,7 @@
       <w:r>
         <w:drawing>
           <wp:inline xmlns:a="http://schemas.openxmlformats.org/drawingml/2006/main" xmlns:pic="http://schemas.openxmlformats.org/drawingml/2006/picture">
-            <wp:extent cx="5103941" cy="5688000"/>
+            <wp:extent cx="5136244" cy="5724000"/>
             <wp:docPr id="1" name="Picture 1"/>
             <wp:cNvGraphicFramePr>
               <a:graphicFrameLocks noChangeAspect="1"/>
@@ -230,7 +199,7 @@
                   <pic:spPr>
                     <a:xfrm>
                       <a:off x="0" y="0"/>
-                      <a:ext cx="5103941" cy="5688000"/>
+                      <a:ext cx="5136244" cy="5724000"/>
                     </a:xfrm>
                     <a:prstGeom prst="rect"/>
                   </pic:spPr>
@@ -247,28 +216,64 @@
         <w:spacing w:after="240"/>
       </w:pPr>
       <w:r>
-        <w:t>Figur 1. Fyndplatser för naturvårdsarter i och inom 5 meter från avverkningsanmälan (röd linje). Markörer utan svart kant är placerade på fyndplatsen. Markörer med svart kant är placerade vid sidan av fyndplatsen och har ett svart streck som visar fyndplatsens exakta position. Kartans mittpunktskoordinat är N 6323356, E 533391 i SWEREF 99 TM.</w:t>
+        <w:t>Figur 1. Fyndplatser för naturvårdsarter i och inom 5 meter från avverkningsanmälan. Markörer utan svart kant är placerade på fyndplatsen. Markörer med svart kant är placerade vid sidan av fyndplatsen har ett svart streck som visar fyndplatsens exakta position. Kartans mittpunktskoordinat är N 6323356, E 533391 i SWEREF 99 TM.</w:t>
+      </w:r>
+    </w:p>
+    <w:p>
+      <w:r>
+        <w:t>I och inom 5 meter från avverkningsanmälan finns fynd av 4 naturvårdsarter, varav 1 är rödlistad, 1 är fridlyst, 3 är typiska (T) och 2 är signalarter (S): liten blekspik (VU, T), kornig nållav (S, T), rostfläck (S, T) och revlummer (§9). Se Figur 1.</w:t>
+      </w:r>
+    </w:p>
+    <w:p>
+      <w:r>
+        <w:t>Nedan presenteras relevanta utdrag ur standarderna för FSC, Chain of Custody, Controlled Wood och PEFC.</w:t>
+      </w:r>
+    </w:p>
+    <w:p>
+      <w:r>
+        <w:t>Vi förväntar oss att ni återkommer med ett skriftligt svar på vårt klagomål och även beskriver vilka korrigerande åtgärder ni satt in för att rätta till identifierade brister i er efterlevnad av den svenska FSC standarden.</w:t>
       </w:r>
     </w:p>
     <w:p>
       <w:pPr>
-        <w:pStyle w:val="Heading2"/>
+        <w:pStyle w:val="Heading1"/>
       </w:pPr>
       <w:r>
-        <w:t>Fridlysta arter</w:t>
+        <w:t>Naturvårdsarter och fridlysta arter</w:t>
       </w:r>
     </w:p>
     <w:p>
       <w:r>
-        <w:t>Följande fridlysta arter har sina livsmiljöer och växtplatser i den avverkningsanmälda skogen: revlummer (§9).</w:t>
+        <w:t>Nedan följer beskrivningar av de naturvårdsarter och fridlysta arter som har sina livsmiljöer och växtplatser i den avverkningsanmälda skogen. De påträffade naturvårdsarterna är ett tydligt kvitto på att det rör sig om en skog med höga naturvärden.</w:t>
       </w:r>
     </w:p>
     <w:p>
-      <w:pPr>
-        <w:pStyle w:val="Heading2"/>
-      </w:pPr>
       <w:r>
-        <w:t>Övriga naturvårdsarter</w:t>
+        <w:rPr>
+          <w:b/>
+        </w:rPr>
+        <w:t>Liten blekspik (VU)</w:t>
+      </w:r>
+      <w:r>
+        <w:t xml:space="preserve"> växer på lövträdsbark och ved i lägen med hög luftfuktighet. I norra Sverige hittas arten vanligtvis på gammal björk, al och sälg medan den i Syd- och Mellansverige oftast växer på ask, alm, lönn och ek. Avverkning av alléer och hamlade träd, almsjuka och askskottssjukan är hot i södra och mellersta Sverige. De nordliga förekomsterna hotas av avverkning och bör skyddas. Alla blekspikar av släktet </w:t>
+      </w:r>
+      <w:r>
+        <w:rPr>
+          <w:i/>
+        </w:rPr>
+        <w:t>Sclerophora</w:t>
+      </w:r>
+      <w:r>
+        <w:t xml:space="preserve"> ​​​​är utmärkta signalarter för gamla träd och skogsområden med höga naturvärden. Liten blekspik är typisk art för </w:t>
+      </w:r>
+      <w:r>
+        <w:rPr>
+          <w:i/>
+        </w:rPr>
+        <w:t>9020 Nordlig ädellövskog, 9070 Trädklädd betesmark, 9180 Ädellövskog i branter och 6530 Lövängar</w:t>
+      </w:r>
+      <w:r>
+        <w:t xml:space="preserve"> (SLU Artdatabanken, 2024; Nitare &amp; Skogsstyrelsen, 2019).</w:t>
       </w:r>
     </w:p>
     <w:p>
@@ -295,35 +300,6 @@
           <w:i/>
         </w:rPr>
         <w:t xml:space="preserve"> 9130 Näringsrik bokskog</w:t>
-      </w:r>
-      <w:r>
-        <w:t xml:space="preserve"> (SLU Artdatabanken, 2024; Nitare &amp; Skogsstyrelsen, 2019).</w:t>
-      </w:r>
-    </w:p>
-    <w:p>
-      <w:r>
-        <w:rPr>
-          <w:b/>
-        </w:rPr>
-        <w:t>Liten blekspik (VU)</w:t>
-      </w:r>
-      <w:r>
-        <w:t xml:space="preserve"> växer på lövträdsbark och ved i lägen med hög luftfuktighet. I norra Sverige hittas arten vanligtvis på gammal björk, al och sälg medan den i Syd- och Mellansverige oftast växer på ask, alm, lönn och ek. Avverkning av alléer och hamlade träd, almsjuka och askskottssjukan är hot i södra och mellersta Sverige. De nordliga förekomsterna hotas av avverkning och bör skyddas. Alla blekspikar av släktet </w:t>
-      </w:r>
-      <w:r>
-        <w:rPr>
-          <w:i/>
-        </w:rPr>
-        <w:t>Sclerophora</w:t>
-      </w:r>
-      <w:r>
-        <w:t xml:space="preserve"> ​​​​är utmärkta signalarter för gamla träd och skogsområden med höga naturvärden. Liten blekspik är typisk art för </w:t>
-      </w:r>
-      <w:r>
-        <w:rPr>
-          <w:i/>
-        </w:rPr>
-        <w:t>9020 Nordlig ädellövskog, 9070 Trädklädd betesmark, 9180 Ädellövskog i branter och 6530 Lövängar</w:t>
       </w:r>
       <w:r>
         <w:t xml:space="preserve"> (SLU Artdatabanken, 2024; Nitare &amp; Skogsstyrelsen, 2019).</w:t>
@@ -754,7 +730,7 @@
     <w:r>
       <w:tab/>
       <w:tab/>
-      <w:t>2026-06-20</w:t>
+      <w:t>2026-06-21</w:t>
       <w:br/>
       <w:br/>
     </w:r>

--- a/klagomål/A 8829-2026 FSC-klagomål.docx
+++ b/klagomål/A 8829-2026 FSC-klagomål.docx
@@ -730,7 +730,7 @@
     <w:r>
       <w:tab/>
       <w:tab/>
-      <w:t>2026-06-21</w:t>
+      <w:t>2026-06-22</w:t>
       <w:br/>
       <w:br/>
     </w:r>

--- a/klagomål/A 8829-2026 FSC-klagomål.docx
+++ b/klagomål/A 8829-2026 FSC-klagomål.docx
@@ -730,7 +730,7 @@
     <w:r>
       <w:tab/>
       <w:tab/>
-      <w:t>2026-06-22</w:t>
+      <w:t>2026-06-23</w:t>
       <w:br/>
       <w:br/>
     </w:r>

--- a/klagomål/A 8829-2026 FSC-klagomål.docx
+++ b/klagomål/A 8829-2026 FSC-klagomål.docx
@@ -730,7 +730,7 @@
     <w:r>
       <w:tab/>
       <w:tab/>
-      <w:t>2026-06-23</w:t>
+      <w:t>2026-06-24</w:t>
       <w:br/>
       <w:br/>
     </w:r>

--- a/klagomål/A 8829-2026 FSC-klagomål.docx
+++ b/klagomål/A 8829-2026 FSC-klagomål.docx
@@ -730,7 +730,7 @@
     <w:r>
       <w:tab/>
       <w:tab/>
-      <w:t>2026-06-24</w:t>
+      <w:t>2026-06-25</w:t>
       <w:br/>
       <w:br/>
     </w:r>

--- a/klagomål/A 8829-2026 FSC-klagomål.docx
+++ b/klagomål/A 8829-2026 FSC-klagomål.docx
@@ -730,7 +730,7 @@
     <w:r>
       <w:tab/>
       <w:tab/>
-      <w:t>2026-06-25</w:t>
+      <w:t>2026-06-26</w:t>
       <w:br/>
       <w:br/>
     </w:r>

--- a/klagomål/A 8829-2026 FSC-klagomål.docx
+++ b/klagomål/A 8829-2026 FSC-klagomål.docx
@@ -730,7 +730,7 @@
     <w:r>
       <w:tab/>
       <w:tab/>
-      <w:t>2026-06-26</w:t>
+      <w:t>2026-06-27</w:t>
       <w:br/>
       <w:br/>
     </w:r>

--- a/klagomål/A 8829-2026 FSC-klagomål.docx
+++ b/klagomål/A 8829-2026 FSC-klagomål.docx
@@ -730,7 +730,7 @@
     <w:r>
       <w:tab/>
       <w:tab/>
-      <w:t>2026-06-27</w:t>
+      <w:t>2026-06-28</w:t>
       <w:br/>
       <w:br/>
     </w:r>

--- a/klagomål/A 8829-2026 FSC-klagomål.docx
+++ b/klagomål/A 8829-2026 FSC-klagomål.docx
@@ -730,7 +730,7 @@
     <w:r>
       <w:tab/>
       <w:tab/>
-      <w:t>2026-06-28</w:t>
+      <w:t>2026-06-29</w:t>
       <w:br/>
       <w:br/>
     </w:r>

--- a/klagomål/A 8829-2026 FSC-klagomål.docx
+++ b/klagomål/A 8829-2026 FSC-klagomål.docx
@@ -730,7 +730,7 @@
     <w:r>
       <w:tab/>
       <w:tab/>
-      <w:t>2026-06-29</w:t>
+      <w:t>2026-06-30</w:t>
       <w:br/>
       <w:br/>
     </w:r>

--- a/klagomål/A 8829-2026 FSC-klagomål.docx
+++ b/klagomål/A 8829-2026 FSC-klagomål.docx
@@ -730,7 +730,7 @@
     <w:r>
       <w:tab/>
       <w:tab/>
-      <w:t>2026-06-30</w:t>
+      <w:t>2026-07-01</w:t>
       <w:br/>
       <w:br/>
     </w:r>

--- a/klagomål/A 8829-2026 FSC-klagomål.docx
+++ b/klagomål/A 8829-2026 FSC-klagomål.docx
@@ -730,7 +730,7 @@
     <w:r>
       <w:tab/>
       <w:tab/>
-      <w:t>2026-07-01</w:t>
+      <w:t>2026-07-02</w:t>
       <w:br/>
       <w:br/>
     </w:r>

--- a/klagomål/A 8829-2026 FSC-klagomål.docx
+++ b/klagomål/A 8829-2026 FSC-klagomål.docx
@@ -730,7 +730,7 @@
     <w:r>
       <w:tab/>
       <w:tab/>
-      <w:t>2026-07-13</w:t>
+      <w:t>2026-07-14</w:t>
       <w:br/>
       <w:br/>
     </w:r>

--- a/klagomål/A 8829-2026 FSC-klagomål.docx
+++ b/klagomål/A 8829-2026 FSC-klagomål.docx
@@ -730,7 +730,7 @@
     <w:r>
       <w:tab/>
       <w:tab/>
-      <w:t>2026-07-14</w:t>
+      <w:t>2026-07-15</w:t>
       <w:br/>
       <w:br/>
     </w:r>

--- a/klagomål/A 8829-2026 FSC-klagomål.docx
+++ b/klagomål/A 8829-2026 FSC-klagomål.docx
@@ -730,7 +730,7 @@
     <w:r>
       <w:tab/>
       <w:tab/>
-      <w:t>2026-07-15</w:t>
+      <w:t>2026-07-16</w:t>
       <w:br/>
       <w:br/>
     </w:r>

--- a/klagomål/A 8829-2026 FSC-klagomål.docx
+++ b/klagomål/A 8829-2026 FSC-klagomål.docx
@@ -730,7 +730,7 @@
     <w:r>
       <w:tab/>
       <w:tab/>
-      <w:t>2026-07-16</w:t>
+      <w:t>2026-07-17</w:t>
       <w:br/>
       <w:br/>
     </w:r>

--- a/klagomål/A 8829-2026 FSC-klagomål.docx
+++ b/klagomål/A 8829-2026 FSC-klagomål.docx
@@ -730,7 +730,7 @@
     <w:r>
       <w:tab/>
       <w:tab/>
-      <w:t>2026-07-17</w:t>
+      <w:t>2026-07-18</w:t>
       <w:br/>
       <w:br/>
     </w:r>

--- a/klagomål/A 8829-2026 FSC-klagomål.docx
+++ b/klagomål/A 8829-2026 FSC-klagomål.docx
@@ -730,7 +730,7 @@
     <w:r>
       <w:tab/>
       <w:tab/>
-      <w:t>2026-07-18</w:t>
+      <w:t>2026-07-19</w:t>
       <w:br/>
       <w:br/>
     </w:r>

--- a/klagomål/A 8829-2026 FSC-klagomål.docx
+++ b/klagomål/A 8829-2026 FSC-klagomål.docx
@@ -730,7 +730,7 @@
     <w:r>
       <w:tab/>
       <w:tab/>
-      <w:t>2026-07-19</w:t>
+      <w:t>2026-07-20</w:t>
       <w:br/>
       <w:br/>
     </w:r>

--- a/klagomål/A 8829-2026 FSC-klagomål.docx
+++ b/klagomål/A 8829-2026 FSC-klagomål.docx
@@ -730,7 +730,7 @@
     <w:r>
       <w:tab/>
       <w:tab/>
-      <w:t>2026-07-20</w:t>
+      <w:t>2026-07-21</w:t>
       <w:br/>
       <w:br/>
     </w:r>

--- a/klagomål/A 8829-2026 FSC-klagomål.docx
+++ b/klagomål/A 8829-2026 FSC-klagomål.docx
@@ -730,7 +730,7 @@
     <w:r>
       <w:tab/>
       <w:tab/>
-      <w:t>2026-07-21</w:t>
+      <w:t>2026-07-22</w:t>
       <w:br/>
       <w:br/>
     </w:r>

--- a/klagomål/A 8829-2026 FSC-klagomål.docx
+++ b/klagomål/A 8829-2026 FSC-klagomål.docx
@@ -730,7 +730,7 @@
     <w:r>
       <w:tab/>
       <w:tab/>
-      <w:t>2026-07-22</w:t>
+      <w:t>2026-07-23</w:t>
       <w:br/>
       <w:br/>
     </w:r>

--- a/klagomål/A 8829-2026 FSC-klagomål.docx
+++ b/klagomål/A 8829-2026 FSC-klagomål.docx
@@ -730,7 +730,7 @@
     <w:r>
       <w:tab/>
       <w:tab/>
-      <w:t>2026-07-23</w:t>
+      <w:t>2026-07-24</w:t>
       <w:br/>
       <w:br/>
     </w:r>

--- a/klagomål/A 8829-2026 FSC-klagomål.docx
+++ b/klagomål/A 8829-2026 FSC-klagomål.docx
@@ -216,7 +216,7 @@
         <w:spacing w:after="240"/>
       </w:pPr>
       <w:r>
-        <w:t>Figur 1. Fyndplatser för naturvårdsarter i och inom 5 meter från avverkningsanmälan. Markörer utan svart kant är placerade på fyndplatsen. Markörer med svart kant är placerade vid sidan av fyndplatsen har ett svart streck som visar fyndplatsens exakta position. Kartans mittpunktskoordinat är N 6323356, E 533391 i SWEREF 99 TM.</w:t>
+        <w:t>Figur 1. Fyndplatser för naturvårdsarter i och inom 5 meter från avverkningsanmälan. Markörer utan svart kant är placerade på fyndplatsen. Markörer med svart kant är placerade vid sidan av fyndplatsen och har ett svart streck som visar fyndplatsens exakta position. Kartans mittpunktskoordinat är N 6323356, E 533391 i SWEREF 99 TM.</w:t>
       </w:r>
     </w:p>
     <w:p>
@@ -730,7 +730,7 @@
     <w:r>
       <w:tab/>
       <w:tab/>
-      <w:t>2026-08-14</w:t>
+      <w:t>2026-08-15</w:t>
       <w:br/>
       <w:br/>
     </w:r>

--- a/klagomål/A 8829-2026 FSC-klagomål.docx
+++ b/klagomål/A 8829-2026 FSC-klagomål.docx
@@ -730,7 +730,7 @@
     <w:r>
       <w:tab/>
       <w:tab/>
-      <w:t>2026-08-15</w:t>
+      <w:t>2026-08-16</w:t>
       <w:br/>
       <w:br/>
     </w:r>

--- a/klagomål/A 8829-2026 FSC-klagomål.docx
+++ b/klagomål/A 8829-2026 FSC-klagomål.docx
@@ -730,7 +730,7 @@
     <w:r>
       <w:tab/>
       <w:tab/>
-      <w:t>2026-08-16</w:t>
+      <w:t>2026-08-17</w:t>
       <w:br/>
       <w:br/>
     </w:r>

--- a/klagomål/A 8829-2026 FSC-klagomål.docx
+++ b/klagomål/A 8829-2026 FSC-klagomål.docx
@@ -730,7 +730,7 @@
     <w:r>
       <w:tab/>
       <w:tab/>
-      <w:t>2026-08-17</w:t>
+      <w:t>2026-08-18</w:t>
       <w:br/>
       <w:br/>
     </w:r>

--- a/klagomål/A 8829-2026 FSC-klagomål.docx
+++ b/klagomål/A 8829-2026 FSC-klagomål.docx
@@ -730,7 +730,7 @@
     <w:r>
       <w:tab/>
       <w:tab/>
-      <w:t>2026-08-18</w:t>
+      <w:t>2026-08-19</w:t>
       <w:br/>
       <w:br/>
     </w:r>

--- a/klagomål/A 8829-2026 FSC-klagomål.docx
+++ b/klagomål/A 8829-2026 FSC-klagomål.docx
@@ -730,7 +730,7 @@
     <w:r>
       <w:tab/>
       <w:tab/>
-      <w:t>2026-08-19</w:t>
+      <w:t>2026-08-20</w:t>
       <w:br/>
       <w:br/>
     </w:r>

--- a/klagomål/A 8829-2026 FSC-klagomål.docx
+++ b/klagomål/A 8829-2026 FSC-klagomål.docx
@@ -730,7 +730,7 @@
     <w:r>
       <w:tab/>
       <w:tab/>
-      <w:t>2026-08-20</w:t>
+      <w:t>2026-08-21</w:t>
       <w:br/>
       <w:br/>
     </w:r>

--- a/klagomål/A 8829-2026 FSC-klagomål.docx
+++ b/klagomål/A 8829-2026 FSC-klagomål.docx
@@ -730,7 +730,7 @@
     <w:r>
       <w:tab/>
       <w:tab/>
-      <w:t>2026-08-21</w:t>
+      <w:t>2026-08-22</w:t>
       <w:br/>
       <w:br/>
     </w:r>

--- a/klagomål/A 8829-2026 FSC-klagomål.docx
+++ b/klagomål/A 8829-2026 FSC-klagomål.docx
@@ -730,7 +730,7 @@
     <w:r>
       <w:tab/>
       <w:tab/>
-      <w:t>2026-08-22</w:t>
+      <w:t>2026-08-23</w:t>
       <w:br/>
       <w:br/>
     </w:r>

--- a/klagomål/A 8829-2026 FSC-klagomål.docx
+++ b/klagomål/A 8829-2026 FSC-klagomål.docx
@@ -730,7 +730,7 @@
     <w:r>
       <w:tab/>
       <w:tab/>
-      <w:t>2026-08-23</w:t>
+      <w:t>2026-08-24</w:t>
       <w:br/>
       <w:br/>
     </w:r>

--- a/klagomål/A 8829-2026 FSC-klagomål.docx
+++ b/klagomål/A 8829-2026 FSC-klagomål.docx
@@ -730,7 +730,7 @@
     <w:r>
       <w:tab/>
       <w:tab/>
-      <w:t>2026-08-24</w:t>
+      <w:t>2026-08-25</w:t>
       <w:br/>
       <w:br/>
     </w:r>

--- a/klagomål/A 8829-2026 FSC-klagomål.docx
+++ b/klagomål/A 8829-2026 FSC-klagomål.docx
@@ -730,7 +730,7 @@
     <w:r>
       <w:tab/>
       <w:tab/>
-      <w:t>2026-08-25</w:t>
+      <w:t>2026-08-26</w:t>
       <w:br/>
       <w:br/>
     </w:r>

--- a/klagomål/A 8829-2026 FSC-klagomål.docx
+++ b/klagomål/A 8829-2026 FSC-klagomål.docx
@@ -730,7 +730,7 @@
     <w:r>
       <w:tab/>
       <w:tab/>
-      <w:t>2026-08-26</w:t>
+      <w:t>2026-08-27</w:t>
       <w:br/>
       <w:br/>
     </w:r>

--- a/klagomål/A 8829-2026 FSC-klagomål.docx
+++ b/klagomål/A 8829-2026 FSC-klagomål.docx
@@ -730,7 +730,7 @@
     <w:r>
       <w:tab/>
       <w:tab/>
-      <w:t>2026-08-27</w:t>
+      <w:t>2026-08-28</w:t>
       <w:br/>
       <w:br/>
     </w:r>

--- a/klagomål/A 8829-2026 FSC-klagomål.docx
+++ b/klagomål/A 8829-2026 FSC-klagomål.docx
@@ -730,7 +730,7 @@
     <w:r>
       <w:tab/>
       <w:tab/>
-      <w:t>2026-08-28</w:t>
+      <w:t>2026-08-29</w:t>
       <w:br/>
       <w:br/>
     </w:r>

--- a/klagomål/A 8829-2026 FSC-klagomål.docx
+++ b/klagomål/A 8829-2026 FSC-klagomål.docx
@@ -730,7 +730,7 @@
     <w:r>
       <w:tab/>
       <w:tab/>
-      <w:t>2026-08-29</w:t>
+      <w:t>2026-08-31</w:t>
       <w:br/>
       <w:br/>
     </w:r>

--- a/klagomål/A 8829-2026 FSC-klagomål.docx
+++ b/klagomål/A 8829-2026 FSC-klagomål.docx
@@ -730,7 +730,7 @@
     <w:r>
       <w:tab/>
       <w:tab/>
-      <w:t>2026-08-31</w:t>
+      <w:t>2026-09-01</w:t>
       <w:br/>
       <w:br/>
     </w:r>

--- a/klagomål/A 8829-2026 FSC-klagomål.docx
+++ b/klagomål/A 8829-2026 FSC-klagomål.docx
@@ -730,7 +730,7 @@
     <w:r>
       <w:tab/>
       <w:tab/>
-      <w:t>2026-09-01</w:t>
+      <w:t>2026-09-02</w:t>
       <w:br/>
       <w:br/>
     </w:r>

--- a/klagomål/A 8829-2026 FSC-klagomål.docx
+++ b/klagomål/A 8829-2026 FSC-klagomål.docx
@@ -730,7 +730,7 @@
     <w:r>
       <w:tab/>
       <w:tab/>
-      <w:t>2026-09-02</w:t>
+      <w:t>2026-09-03</w:t>
       <w:br/>
       <w:br/>
     </w:r>

--- a/klagomål/A 8829-2026 FSC-klagomål.docx
+++ b/klagomål/A 8829-2026 FSC-klagomål.docx
@@ -730,7 +730,7 @@
     <w:r>
       <w:tab/>
       <w:tab/>
-      <w:t>2026-09-03</w:t>
+      <w:t>2026-09-04</w:t>
       <w:br/>
       <w:br/>
     </w:r>

--- a/klagomål/A 8829-2026 FSC-klagomål.docx
+++ b/klagomål/A 8829-2026 FSC-klagomål.docx
@@ -730,7 +730,7 @@
     <w:r>
       <w:tab/>
       <w:tab/>
-      <w:t>2026-09-04</w:t>
+      <w:t>2026-09-05</w:t>
       <w:br/>
       <w:br/>
     </w:r>

--- a/klagomål/A 8829-2026 FSC-klagomål.docx
+++ b/klagomål/A 8829-2026 FSC-klagomål.docx
@@ -730,7 +730,7 @@
     <w:r>
       <w:tab/>
       <w:tab/>
-      <w:t>2026-09-05</w:t>
+      <w:t>2026-09-06</w:t>
       <w:br/>
       <w:br/>
     </w:r>

--- a/klagomål/A 8829-2026 FSC-klagomål.docx
+++ b/klagomål/A 8829-2026 FSC-klagomål.docx
@@ -730,7 +730,7 @@
     <w:r>
       <w:tab/>
       <w:tab/>
-      <w:t>2026-09-06</w:t>
+      <w:t>2026-09-07</w:t>
       <w:br/>
       <w:br/>
     </w:r>

--- a/klagomål/A 8829-2026 FSC-klagomål.docx
+++ b/klagomål/A 8829-2026 FSC-klagomål.docx
@@ -730,7 +730,7 @@
     <w:r>
       <w:tab/>
       <w:tab/>
-      <w:t>2026-09-07</w:t>
+      <w:t>2026-09-08</w:t>
       <w:br/>
       <w:br/>
     </w:r>

--- a/klagomål/A 8829-2026 FSC-klagomål.docx
+++ b/klagomål/A 8829-2026 FSC-klagomål.docx
@@ -730,7 +730,7 @@
     <w:r>
       <w:tab/>
       <w:tab/>
-      <w:t>2026-09-08</w:t>
+      <w:t>2026-09-09</w:t>
       <w:br/>
       <w:br/>
     </w:r>

--- a/klagomål/A 8829-2026 FSC-klagomål.docx
+++ b/klagomål/A 8829-2026 FSC-klagomål.docx
@@ -730,7 +730,7 @@
     <w:r>
       <w:tab/>
       <w:tab/>
-      <w:t>2026-09-09</w:t>
+      <w:t>2026-09-10</w:t>
       <w:br/>
       <w:br/>
     </w:r>

--- a/klagomål/A 8829-2026 FSC-klagomål.docx
+++ b/klagomål/A 8829-2026 FSC-klagomål.docx
@@ -730,7 +730,7 @@
     <w:r>
       <w:tab/>
       <w:tab/>
-      <w:t>2026-09-10</w:t>
+      <w:t>2026-09-11</w:t>
       <w:br/>
       <w:br/>
     </w:r>

--- a/klagomål/A 8829-2026 FSC-klagomål.docx
+++ b/klagomål/A 8829-2026 FSC-klagomål.docx
@@ -730,7 +730,7 @@
     <w:r>
       <w:tab/>
       <w:tab/>
-      <w:t>2026-09-11</w:t>
+      <w:t>2026-09-12</w:t>
       <w:br/>
       <w:br/>
     </w:r>

--- a/klagomål/A 8829-2026 FSC-klagomål.docx
+++ b/klagomål/A 8829-2026 FSC-klagomål.docx
@@ -730,7 +730,7 @@
     <w:r>
       <w:tab/>
       <w:tab/>
-      <w:t>2026-09-12</w:t>
+      <w:t>2026-09-13</w:t>
       <w:br/>
       <w:br/>
     </w:r>
